--- a/paper/SHAP_VPN_revised_v8.docx
+++ b/paper/SHAP_VPN_revised_v8.docx
@@ -209,7 +209,7 @@
         <w:t>Abstract—</w:t>
       </w:r>
       <w:r>
-        <w:t xml:space="preserve">Global SHAP rankings are often read as a description of encrypted traffic, but a ranking learned in one observation context need not hold in another. We test this on the seven-class application task of the ISCX VPN-nonVPN benchmark, using TreeSHAP to explain Random Forest and XGBoost models trained separately on Non-VPN and VPN flows. Across contexts each model keeps only three of its five leading features. Against models trained on random halves of one context, cross-context Spearman agreement is lower by 0.13 (XGBoost) and 0.19 (Random Forest), and a permutation null that keeps both class mixes gives no such gap. When the training halves are instead built from clusters of similar flows, a proxy for capture sessions, the feature-level gap shrinks substantially, and at the granularity suggested by the number of released capture files its mean is close to zero, although the evidence at that setting is weak. Resampling to the other context's class mix barely changes the rankings. A model trained in one context reaches only 0.43–0.61 macro F1 in the other, whereas a SHAP-selected Top-10 feature list transfers with little loss. The cross-context differences are sensitive to how related flows are grouped, and because the processed data carry no session identifiers they cannot be attributed to tunnelling.</w:t>
+        <w:t xml:space="preserve">Global SHAP rankings are often read as a description of encrypted traffic, but a ranking learned in one observation context need not hold in another. We test this on the seven-class application task of the ISCX VPN-nonVPN benchmark, explaining Random Forest and XGBoost models trained separately on Non-VPN and VPN flows with TreeSHAP. Across contexts each model keeps only three of its five leading features. Against models trained on random halves of one context, cross-context Spearman agreement is lower by 0.13 (XGBoost) and 0.19 (Random Forest); a permutation null that keeps both class mixes gives no such gap. Keeping related flows in the same half shrinks the gap by an amount that depends on the proxy for capture sessions: to about zero with clusters of similar flows sized to the capture files, where the half-models are weak, but only to 0.07 and 0.15 with blocks of consecutive flows in the original files, and the gap stays at or above zero in every repeat even under a first-versus-second-half split. A model trained in one context reaches only 0.43–0.61 macro F1 in the other, whereas a SHAP-selected Top-10 feature list transfers with little loss. Part of the random-split gap thus reflects related flows and part probably remains, but because the two contexts are different sets of captures, none of the differences can be attributed to tunnelling.</w:t>
       </w:r>
     </w:p>
     <w:p>
@@ -4543,7 +4543,7 @@
         <w:jc w:val="both"/>
       </w:pPr>
       <w:r>
-        <w:t xml:space="preserve">The processed files carry no session or capture identifiers, so a true group-aware split cannot be built from them. The raw packet captures would allow one: flows could be regenerated with the original feature extractor and split by capture file. They are distributed separately as large PCAP archives, and regenerating the 23 features from them was beyond what this study could do while keeping the published feature set unchanged. We therefore keep the primary partitions for single fits and use cluster-grouped half-splits at three granularities as within-context references (Section IV-D), and we return to this limitation in Section XI.</w:t>
+        <w:t xml:space="preserve">The processed files carry no session or capture identifiers, so a true group-aware split cannot be built from them. The raw packet captures would allow one: flows could be regenerated with the original feature extractor and split by capture file. They are distributed separately as large PCAP archives, and regenerating the 23 features from them was beyond what this study could do while keeping the published feature set unchanged. We therefore keep the primary partitions for single fits and, as within-context references, use half-splits that keep together either clusters of similar flows or blocks of consecutive rows of the original files (Section IV-D), and we return to this limitation in Section XI.</w:t>
       </w:r>
     </w:p>
     <w:p>
@@ -7043,7 +7043,7 @@
         <w:jc w:val="both"/>
       </w:pPr>
       <w:r>
-        <w:t xml:space="preserve">A cross-context comparison needs a reference: how far do rankings move when the context does not change? We use three designs, the grouped one at four settings, each repeated 11 times for both models. In every repeat the deduplicated flows of each context are split afresh into stratified 80% training and 20% test partitions, with a seed that changes from repeat to repeat, so the spread over repeats includes partition-level variation as well as training and seed variation.</w:t>
+        <w:t xml:space="preserve">A cross-context comparison needs a reference: how far do rankings move when the context does not change? We use three designs, the grouped one with two kinds of groups (feature clusters and blocks of consecutive rows) at several settings, each repeated 11 times for both models. In every repeat the deduplicated flows of each context are split afresh into stratified 80% training and 20% test partitions, with a seed that changes from repeat to repeat, so the spread over repeats includes partition-level variation as well as training and seed variation.</w:t>
       </w:r>
     </w:p>
     <w:p>
@@ -7233,6 +7233,23 @@
           <w:i/>
           <w:iCs/>
         </w:rPr>
+        <w:t xml:space="preserve">Row-order blocks.</w:t>
+      </w:r>
+      <w:r>
+        <w:t xml:space="preserve"> The clusters are built from the same features that the models use, so at coarse settings they may separate the halves by region of feature space rather than by capture. A second proxy does not use the features. In the released Scenario A2 ARFF files, flows are sorted by class and, within a class, appear in the order in which the flow meter wrote them. Every deduplicated flow matches exactly one ARFF row, so its position in the file is known. Neighbouring rows are much more alike than random rows of the same class: in every class and context, the nearest of the 40 rows within 20 positions lies at 0.30–0.65 times the distance of the nearest of 40 random rows, and the similarity fades over about 50–200 rows. This suggests that the files keep flows from the same capture close together, although their documentation does not say so. We form halves from contiguous blocks of rows within each class: blocks of about 10, 35 or 140 training flows, as many blocks as the class has capture files (calibrated, as above), and, as the strictest setting, the first versus the second half of each class. Blocks are assigned to halves in the same way as clusters. This grouping has its own weaknesses. Equal-sized blocks do not follow capture boundaries, so a capture can straddle two blocks and reach both halves, and the first-versus-second-half split may also separate different applications within a class.</w:t>
+      </w:r>
+    </w:p>
+    <w:p>
+      <w:pPr>
+        <w:spacing w:after="100" w:line="264" w:lineRule="auto"/>
+        <w:ind w:firstLine="284"/>
+        <w:jc w:val="both"/>
+      </w:pPr>
+      <w:r>
+        <w:rPr>
+          <w:i/>
+          <w:iCs/>
+        </w:rPr>
         <w:t xml:space="preserve">Permutation null.</w:t>
       </w:r>
       <w:r>
@@ -12234,7 +12251,7 @@
         <w:jc w:val="both"/>
       </w:pPr>
       <w:r>
-        <w:t xml:space="preserve">Taken together, cross-context rankings disagree more than random halves of one context do, and this excess is not an artefact of the half-split procedure or of class mix. When the training halves are formed from whole clusters, the feature-level Spearman gap shrinks substantially as the clusters grow. At the granularity that the capture counts point to, its mean is close to zero, but those are also the settings where the half-models are weakest and </w:t>
+        <w:t xml:space="preserve">Blocks of consecutive rows in the original files give a different picture (Section IV-D). They lower within-context agreement much less than clusters do, and the half-models stay accurate (macro F1 0.73–0.90). With blocks of about 10, 35 and 140 training flows, </w:t>
       </w:r>
       <m:oMath>
         <m:r>
@@ -12245,7 +12262,17 @@
         </m:r>
       </m:oMath>
       <w:r>
-        <w:t xml:space="preserve"> is most variable, so a near-zero mean there is weak evidence. At intermediate grouping the Random Forest gap is still positive in every repeat. The scope of these designs is limited as well: the outer 80/20 partition is random, and clusters are kept together only when the training data are divided into halves. The results show that the cross-context gap is sensitive to how related flows are grouped, and that a substantial part of the random-split gap may reflect variation between groups of related flows. They cannot measure the actual between-session effect, and the remaining differences cannot be attributed to tunnelling.</w:t>
+        <w:t xml:space="preserve"> is 0.113, 0.111 and 0.079 for XGBoost and 0.168, 0.159 and 0.127 for Random Forest. With as many blocks per class as capture files it is 0.074 (range 0.058 to 0.104) and 0.153 (0.105 to 0.193), so grouping by row order removes 43% of the XGBoost gap and 18% of the Random Forest gap at that setting. The strictest split, which trains one half on the first and the other on the second half of each class, gives 0.033 (0.000 to 0.082) and 0.093 (0.045 to 0.143), with RBO gaps of +0.091 and +0.046. Under every row-order setting the gap is at or above zero in all 11 repeats for both models.</w:t>
+      </w:r>
+    </w:p>
+    <w:p>
+      <w:pPr>
+        <w:spacing w:after="100" w:line="264" w:lineRule="auto"/>
+        <w:ind w:firstLine="284"/>
+        <w:jc w:val="both"/>
+      </w:pPr>
+      <w:r>
+        <w:t xml:space="preserve">Taken together, cross-context rankings disagree more than random halves of one context do, and this excess is not an artefact of the half-split procedure or of class mix. How much of it reflects related flows depends on how relatedness is approximated. Feature clusters remove most of the gap as they grow, but at the settings the capture counts point to they also leave weak half-models with widely varying rankings, which suggests that they separate regions of feature space as well as captures. Blocks of consecutive rows separate flows by their position in the files, not by their features, and leave a gap at or above zero in every repeat, even when only one boundary per class can cut through a capture. Neither proxy is a capture split. Clusters may overcorrect, and blocks may undercorrect wherever a capture crosses a block boundary. Read as rough bounds, they place the excess that remains once related flows are kept together between about zero and 0.07 for XGBoost and between about zero and 0.15 for Random Forest, with 0.03 and 0.09 under the strictest row-order split. Part of the random-split gap therefore reflects variation between groups of related flows, and part of it persists under grouping by capture order. In every design the outer 80/20 partition is random, and because the two contexts are different sets of captures, the remaining differences cannot be attributed to tunnelling.</w:t>
       </w:r>
     </w:p>
     <w:p>
@@ -13847,7 +13874,7 @@
                 <w:sz w:val="17"/>
                 <w:szCs w:val="17"/>
               </w:rPr>
-              <w:t xml:space="preserve">Permutation null</w:t>
+              <w:t xml:space="preserve">Row blocks, ~10 per block</w:t>
             </w:r>
           </w:p>
         </w:tc>
@@ -13870,7 +13897,7 @@
                 <w:sz w:val="17"/>
                 <w:szCs w:val="17"/>
               </w:rPr>
-              <w:t xml:space="preserve">0.843 / 0.853</w:t>
+              <w:t xml:space="preserve">0.903 / 0.857</w:t>
             </w:r>
           </w:p>
         </w:tc>
@@ -13893,7 +13920,7 @@
                 <w:sz w:val="17"/>
                 <w:szCs w:val="17"/>
               </w:rPr>
-              <w:t xml:space="preserve">0.938</w:t>
+              <w:t xml:space="preserve">0.947</w:t>
             </w:r>
           </w:p>
         </w:tc>
@@ -13916,7 +13943,7 @@
                 <w:sz w:val="17"/>
                 <w:szCs w:val="17"/>
               </w:rPr>
-              <w:t xml:space="preserve">0.944</w:t>
+              <w:t xml:space="preserve">0.951</w:t>
             </w:r>
           </w:p>
         </w:tc>
@@ -13939,7 +13966,7 @@
                 <w:sz w:val="17"/>
                 <w:szCs w:val="17"/>
               </w:rPr>
-              <w:t xml:space="preserve">0.942</w:t>
+              <w:t xml:space="preserve">0.835</w:t>
             </w:r>
           </w:p>
         </w:tc>
@@ -13962,20 +13989,20 @@
                 <w:sz w:val="17"/>
                 <w:szCs w:val="17"/>
               </w:rPr>
-              <w:t xml:space="preserve">-0.002 (0.009)</w:t>
-            </w:r>
-          </w:p>
-          <w:p>
-            <w:pPr>
-              <w:spacing w:after="0" w:line="228" w:lineRule="auto"/>
-              <w:jc w:val="center"/>
-            </w:pPr>
-            <w:r>
-              <w:rPr>
-                <w:sz w:val="17"/>
-                <w:szCs w:val="17"/>
-              </w:rPr>
-              <w:t xml:space="preserve">-0.018 to 0.009</w:t>
+              <w:t xml:space="preserve">+0.113 (0.026)</w:t>
+            </w:r>
+          </w:p>
+          <w:p>
+            <w:pPr>
+              <w:spacing w:after="0" w:line="228" w:lineRule="auto"/>
+              <w:jc w:val="center"/>
+            </w:pPr>
+            <w:r>
+              <w:rPr>
+                <w:sz w:val="17"/>
+                <w:szCs w:val="17"/>
+              </w:rPr>
+              <w:t xml:space="preserve">0.073 to 0.148</w:t>
             </w:r>
           </w:p>
         </w:tc>
@@ -13998,7 +14025,7 @@
                 <w:sz w:val="17"/>
                 <w:szCs w:val="17"/>
               </w:rPr>
-              <w:t xml:space="preserve">-0.007</w:t>
+              <w:t xml:space="preserve">+0.175</w:t>
             </w:r>
           </w:p>
         </w:tc>
@@ -14021,7 +14048,7 @@
                 <w:sz w:val="17"/>
                 <w:szCs w:val="17"/>
               </w:rPr>
-              <w:t xml:space="preserve">-0.11</w:t>
+              <w:t xml:space="preserve">+1.14</w:t>
             </w:r>
           </w:p>
         </w:tc>
@@ -14044,7 +14071,7 @@
                 <w:sz w:val="17"/>
                 <w:szCs w:val="17"/>
               </w:rPr>
-              <w:t xml:space="preserve">-0.002</w:t>
+              <w:t xml:space="preserve">+0.120</w:t>
             </w:r>
           </w:p>
         </w:tc>
@@ -14056,28 +14083,220 @@
         </w:trPr>
         <w:tc>
           <w:tcPr>
-            <w:tcW w:w="9026" w:type="dxa"/>
-            <w:gridSpan w:val="9"/>
-            <w:tcBorders>
-              <w:top w:val="single" w:sz="6" w:space="0" w:color="000000"/>
-              <w:bottom w:val="single" w:sz="6" w:space="0" w:color="000000"/>
-            </w:tcBorders>
-            <w:vAlign w:val="center"/>
-          </w:tcPr>
-          <w:p>
-            <w:pPr>
-              <w:spacing w:after="0" w:line="228" w:lineRule="auto"/>
-            </w:pPr>
-            <w:r>
-              <w:rPr>
-                <w:b/>
-                <w:bCs/>
-                <w:i/>
-                <w:iCs/>
-                <w:sz w:val="17"/>
-                <w:szCs w:val="17"/>
-              </w:rPr>
-              <w:t xml:space="preserve">Random Forest (11 repeats per design)</w:t>
+            <w:tcW w:w="1900" w:type="dxa"/>
+            <w:tcBorders>
+              <w:top w:val="single" w:sz="6" w:space="0" w:color="000000"/>
+              <w:bottom w:val="single" w:sz="6" w:space="0" w:color="000000"/>
+            </w:tcBorders>
+            <w:vAlign w:val="center"/>
+          </w:tcPr>
+          <w:p>
+            <w:pPr>
+              <w:spacing w:after="0" w:line="228" w:lineRule="auto"/>
+            </w:pPr>
+            <w:r>
+              <w:rPr>
+                <w:sz w:val="17"/>
+                <w:szCs w:val="17"/>
+              </w:rPr>
+              <w:t xml:space="preserve">Row blocks, ~35 per block</w:t>
+            </w:r>
+          </w:p>
+        </w:tc>
+        <w:tc>
+          <w:tcPr>
+            <w:tcW w:w="1200" w:type="dxa"/>
+            <w:tcBorders>
+              <w:top w:val="single" w:sz="6" w:space="0" w:color="000000"/>
+              <w:bottom w:val="single" w:sz="6" w:space="0" w:color="000000"/>
+            </w:tcBorders>
+            <w:vAlign w:val="center"/>
+          </w:tcPr>
+          <w:p>
+            <w:pPr>
+              <w:spacing w:after="0" w:line="228" w:lineRule="auto"/>
+              <w:jc w:val="center"/>
+            </w:pPr>
+            <w:r>
+              <w:rPr>
+                <w:sz w:val="17"/>
+                <w:szCs w:val="17"/>
+              </w:rPr>
+              <w:t xml:space="preserve">0.878 / 0.844</w:t>
+            </w:r>
+          </w:p>
+        </w:tc>
+        <w:tc>
+          <w:tcPr>
+            <w:tcW w:w="700" w:type="dxa"/>
+            <w:tcBorders>
+              <w:top w:val="single" w:sz="6" w:space="0" w:color="000000"/>
+              <w:bottom w:val="single" w:sz="6" w:space="0" w:color="000000"/>
+            </w:tcBorders>
+            <w:vAlign w:val="center"/>
+          </w:tcPr>
+          <w:p>
+            <w:pPr>
+              <w:spacing w:after="0" w:line="228" w:lineRule="auto"/>
+              <w:jc w:val="center"/>
+            </w:pPr>
+            <w:r>
+              <w:rPr>
+                <w:sz w:val="17"/>
+                <w:szCs w:val="17"/>
+              </w:rPr>
+              <w:t xml:space="preserve">0.941</w:t>
+            </w:r>
+          </w:p>
+        </w:tc>
+        <w:tc>
+          <w:tcPr>
+            <w:tcW w:w="700" w:type="dxa"/>
+            <w:tcBorders>
+              <w:top w:val="single" w:sz="6" w:space="0" w:color="000000"/>
+              <w:bottom w:val="single" w:sz="6" w:space="0" w:color="000000"/>
+            </w:tcBorders>
+            <w:vAlign w:val="center"/>
+          </w:tcPr>
+          <w:p>
+            <w:pPr>
+              <w:spacing w:after="0" w:line="228" w:lineRule="auto"/>
+              <w:jc w:val="center"/>
+            </w:pPr>
+            <w:r>
+              <w:rPr>
+                <w:sz w:val="17"/>
+                <w:szCs w:val="17"/>
+              </w:rPr>
+              <w:t xml:space="preserve">0.950</w:t>
+            </w:r>
+          </w:p>
+        </w:tc>
+        <w:tc>
+          <w:tcPr>
+            <w:tcW w:w="700" w:type="dxa"/>
+            <w:tcBorders>
+              <w:top w:val="single" w:sz="6" w:space="0" w:color="000000"/>
+              <w:bottom w:val="single" w:sz="6" w:space="0" w:color="000000"/>
+            </w:tcBorders>
+            <w:vAlign w:val="center"/>
+          </w:tcPr>
+          <w:p>
+            <w:pPr>
+              <w:spacing w:after="0" w:line="228" w:lineRule="auto"/>
+              <w:jc w:val="center"/>
+            </w:pPr>
+            <w:r>
+              <w:rPr>
+                <w:sz w:val="17"/>
+                <w:szCs w:val="17"/>
+              </w:rPr>
+              <w:t xml:space="preserve">0.834</w:t>
+            </w:r>
+          </w:p>
+        </w:tc>
+        <w:tc>
+          <w:tcPr>
+            <w:tcW w:w="1450" w:type="dxa"/>
+            <w:tcBorders>
+              <w:top w:val="single" w:sz="6" w:space="0" w:color="000000"/>
+              <w:bottom w:val="single" w:sz="6" w:space="0" w:color="000000"/>
+            </w:tcBorders>
+            <w:vAlign w:val="center"/>
+          </w:tcPr>
+          <w:p>
+            <w:pPr>
+              <w:spacing w:after="0" w:line="228" w:lineRule="auto"/>
+              <w:jc w:val="center"/>
+            </w:pPr>
+            <w:r>
+              <w:rPr>
+                <w:sz w:val="17"/>
+                <w:szCs w:val="17"/>
+              </w:rPr>
+              <w:t xml:space="preserve">+0.111 (0.021)</w:t>
+            </w:r>
+          </w:p>
+          <w:p>
+            <w:pPr>
+              <w:spacing w:after="0" w:line="228" w:lineRule="auto"/>
+              <w:jc w:val="center"/>
+            </w:pPr>
+            <w:r>
+              <w:rPr>
+                <w:sz w:val="17"/>
+                <w:szCs w:val="17"/>
+              </w:rPr>
+              <w:t xml:space="preserve">0.078 to 0.149</w:t>
+            </w:r>
+          </w:p>
+        </w:tc>
+        <w:tc>
+          <w:tcPr>
+            <w:tcW w:w="800" w:type="dxa"/>
+            <w:tcBorders>
+              <w:top w:val="single" w:sz="6" w:space="0" w:color="000000"/>
+              <w:bottom w:val="single" w:sz="6" w:space="0" w:color="000000"/>
+            </w:tcBorders>
+            <w:vAlign w:val="center"/>
+          </w:tcPr>
+          <w:p>
+            <w:pPr>
+              <w:spacing w:after="0" w:line="228" w:lineRule="auto"/>
+              <w:jc w:val="center"/>
+            </w:pPr>
+            <w:r>
+              <w:rPr>
+                <w:sz w:val="17"/>
+                <w:szCs w:val="17"/>
+              </w:rPr>
+              <w:t xml:space="preserve">+0.119</w:t>
+            </w:r>
+          </w:p>
+        </w:tc>
+        <w:tc>
+          <w:tcPr>
+            <w:tcW w:w="800" w:type="dxa"/>
+            <w:tcBorders>
+              <w:top w:val="single" w:sz="6" w:space="0" w:color="000000"/>
+              <w:bottom w:val="single" w:sz="6" w:space="0" w:color="000000"/>
+            </w:tcBorders>
+            <w:vAlign w:val="center"/>
+          </w:tcPr>
+          <w:p>
+            <w:pPr>
+              <w:spacing w:after="0" w:line="228" w:lineRule="auto"/>
+              <w:jc w:val="center"/>
+            </w:pPr>
+            <w:r>
+              <w:rPr>
+                <w:sz w:val="17"/>
+                <w:szCs w:val="17"/>
+              </w:rPr>
+              <w:t xml:space="preserve">+0.91</w:t>
+            </w:r>
+          </w:p>
+        </w:tc>
+        <w:tc>
+          <w:tcPr>
+            <w:tcW w:w="776" w:type="dxa"/>
+            <w:tcBorders>
+              <w:top w:val="single" w:sz="6" w:space="0" w:color="000000"/>
+              <w:bottom w:val="single" w:sz="6" w:space="0" w:color="000000"/>
+            </w:tcBorders>
+            <w:vAlign w:val="center"/>
+          </w:tcPr>
+          <w:p>
+            <w:pPr>
+              <w:spacing w:after="0" w:line="228" w:lineRule="auto"/>
+              <w:jc w:val="center"/>
+            </w:pPr>
+            <w:r>
+              <w:rPr>
+                <w:sz w:val="17"/>
+                <w:szCs w:val="17"/>
+              </w:rPr>
+              <w:t xml:space="preserve">+0.116</w:t>
             </w:r>
           </w:p>
         </w:tc>
@@ -14105,7 +14324,7 @@
                 <w:sz w:val="17"/>
                 <w:szCs w:val="17"/>
               </w:rPr>
-              <w:t xml:space="preserve">Random halves</w:t>
+              <w:t xml:space="preserve">Row blocks, ~140 per block</w:t>
             </w:r>
           </w:p>
         </w:tc>
@@ -14128,7 +14347,7 @@
                 <w:sz w:val="17"/>
                 <w:szCs w:val="17"/>
               </w:rPr>
-              <w:t xml:space="preserve">0.887 / 0.842</w:t>
+              <w:t xml:space="preserve">0.851 / 0.816</w:t>
             </w:r>
           </w:p>
         </w:tc>
@@ -14151,6 +14370,29 @@
                 <w:sz w:val="17"/>
                 <w:szCs w:val="17"/>
               </w:rPr>
+              <w:t xml:space="preserve">0.917</w:t>
+            </w:r>
+          </w:p>
+        </w:tc>
+        <w:tc>
+          <w:tcPr>
+            <w:tcW w:w="700" w:type="dxa"/>
+            <w:tcBorders>
+              <w:top w:val="single" w:sz="6" w:space="0" w:color="000000"/>
+              <w:bottom w:val="single" w:sz="6" w:space="0" w:color="000000"/>
+            </w:tcBorders>
+            <w:vAlign w:val="center"/>
+          </w:tcPr>
+          <w:p>
+            <w:pPr>
+              <w:spacing w:after="0" w:line="228" w:lineRule="auto"/>
+              <w:jc w:val="center"/>
+            </w:pPr>
+            <w:r>
+              <w:rPr>
+                <w:sz w:val="17"/>
+                <w:szCs w:val="17"/>
+              </w:rPr>
               <w:t xml:space="preserve">0.928</w:t>
             </w:r>
           </w:p>
@@ -14174,30 +14416,7 @@
                 <w:sz w:val="17"/>
                 <w:szCs w:val="17"/>
               </w:rPr>
-              <w:t xml:space="preserve">0.976</w:t>
-            </w:r>
-          </w:p>
-        </w:tc>
-        <w:tc>
-          <w:tcPr>
-            <w:tcW w:w="700" w:type="dxa"/>
-            <w:tcBorders>
-              <w:top w:val="single" w:sz="6" w:space="0" w:color="000000"/>
-              <w:bottom w:val="single" w:sz="6" w:space="0" w:color="000000"/>
-            </w:tcBorders>
-            <w:vAlign w:val="center"/>
-          </w:tcPr>
-          <w:p>
-            <w:pPr>
-              <w:spacing w:after="0" w:line="228" w:lineRule="auto"/>
-              <w:jc w:val="center"/>
-            </w:pPr>
-            <w:r>
-              <w:rPr>
-                <w:sz w:val="17"/>
-                <w:szCs w:val="17"/>
-              </w:rPr>
-              <w:t xml:space="preserve">0.766</w:t>
+              <w:t xml:space="preserve">0.844</w:t>
             </w:r>
           </w:p>
         </w:tc>
@@ -14220,20 +14439,20 @@
                 <w:sz w:val="17"/>
                 <w:szCs w:val="17"/>
               </w:rPr>
-              <w:t xml:space="preserve">+0.186 (0.036)</w:t>
-            </w:r>
-          </w:p>
-          <w:p>
-            <w:pPr>
-              <w:spacing w:after="0" w:line="228" w:lineRule="auto"/>
-              <w:jc w:val="center"/>
-            </w:pPr>
-            <w:r>
-              <w:rPr>
-                <w:sz w:val="17"/>
-                <w:szCs w:val="17"/>
-              </w:rPr>
-              <w:t xml:space="preserve">0.143 to 0.252</w:t>
+              <w:t xml:space="preserve">+0.079 (0.016)</w:t>
+            </w:r>
+          </w:p>
+          <w:p>
+            <w:pPr>
+              <w:spacing w:after="0" w:line="228" w:lineRule="auto"/>
+              <w:jc w:val="center"/>
+            </w:pPr>
+            <w:r>
+              <w:rPr>
+                <w:sz w:val="17"/>
+                <w:szCs w:val="17"/>
+              </w:rPr>
+              <w:t xml:space="preserve">0.040 to 0.101</w:t>
             </w:r>
           </w:p>
         </w:tc>
@@ -14256,7 +14475,7 @@
                 <w:sz w:val="17"/>
                 <w:szCs w:val="17"/>
               </w:rPr>
-              <w:t xml:space="preserve">+0.302</w:t>
+              <w:t xml:space="preserve">+0.120</w:t>
             </w:r>
           </w:p>
         </w:tc>
@@ -14279,7 +14498,7 @@
                 <w:sz w:val="17"/>
                 <w:szCs w:val="17"/>
               </w:rPr>
-              <w:t xml:space="preserve">+1.64</w:t>
+              <w:t xml:space="preserve">+0.66</w:t>
             </w:r>
           </w:p>
         </w:tc>
@@ -14302,7 +14521,7 @@
                 <w:sz w:val="17"/>
                 <w:szCs w:val="17"/>
               </w:rPr>
-              <w:t xml:space="preserve">+0.183</w:t>
+              <w:t xml:space="preserve">+0.085</w:t>
             </w:r>
           </w:p>
         </w:tc>
@@ -14330,7 +14549,7 @@
                 <w:sz w:val="17"/>
                 <w:szCs w:val="17"/>
               </w:rPr>
-              <w:t xml:space="preserve">Grouped, ~10 per cluster</w:t>
+              <w:t xml:space="preserve">Row blocks, calibrated to captures</w:t>
             </w:r>
           </w:p>
         </w:tc>
@@ -14353,7 +14572,7 @@
                 <w:sz w:val="17"/>
                 <w:szCs w:val="17"/>
               </w:rPr>
-              <w:t xml:space="preserve">0.774 / 0.715</w:t>
+              <w:t xml:space="preserve">0.870 / 0.807</w:t>
             </w:r>
           </w:p>
         </w:tc>
@@ -14376,7 +14595,7 @@
                 <w:sz w:val="17"/>
                 <w:szCs w:val="17"/>
               </w:rPr>
-              <w:t xml:space="preserve">0.850</w:t>
+              <w:t xml:space="preserve">0.919</w:t>
             </w:r>
           </w:p>
         </w:tc>
@@ -14399,7 +14618,7 @@
                 <w:sz w:val="17"/>
                 <w:szCs w:val="17"/>
               </w:rPr>
-              <w:t xml:space="preserve">0.809</w:t>
+              <w:t xml:space="preserve">0.942</w:t>
             </w:r>
           </w:p>
         </w:tc>
@@ -14422,7 +14641,7 @@
                 <w:sz w:val="17"/>
                 <w:szCs w:val="17"/>
               </w:rPr>
-              <w:t xml:space="preserve">0.730</w:t>
+              <w:t xml:space="preserve">0.856</w:t>
             </w:r>
           </w:p>
         </w:tc>
@@ -14445,20 +14664,20 @@
                 <w:sz w:val="17"/>
                 <w:szCs w:val="17"/>
               </w:rPr>
-              <w:t xml:space="preserve">+0.100 (0.018)</w:t>
-            </w:r>
-          </w:p>
-          <w:p>
-            <w:pPr>
-              <w:spacing w:after="0" w:line="228" w:lineRule="auto"/>
-              <w:jc w:val="center"/>
-            </w:pPr>
-            <w:r>
-              <w:rPr>
-                <w:sz w:val="17"/>
-                <w:szCs w:val="17"/>
-              </w:rPr>
-              <w:t xml:space="preserve">0.078 to 0.128</w:t>
+              <w:t xml:space="preserve">+0.074 (0.015)</w:t>
+            </w:r>
+          </w:p>
+          <w:p>
+            <w:pPr>
+              <w:spacing w:after="0" w:line="228" w:lineRule="auto"/>
+              <w:jc w:val="center"/>
+            </w:pPr>
+            <w:r>
+              <w:rPr>
+                <w:sz w:val="17"/>
+                <w:szCs w:val="17"/>
+              </w:rPr>
+              <w:t xml:space="preserve">0.058 to 0.104</w:t>
             </w:r>
           </w:p>
         </w:tc>
@@ -14481,7 +14700,7 @@
                 <w:sz w:val="17"/>
                 <w:szCs w:val="17"/>
               </w:rPr>
-              <w:t xml:space="preserve">+0.171</w:t>
+              <w:t xml:space="preserve">+0.093</w:t>
             </w:r>
           </w:p>
         </w:tc>
@@ -14504,7 +14723,7 @@
                 <w:sz w:val="17"/>
                 <w:szCs w:val="17"/>
               </w:rPr>
-              <w:t xml:space="preserve">+0.84</w:t>
+              <w:t xml:space="preserve">+0.77</w:t>
             </w:r>
           </w:p>
         </w:tc>
@@ -14527,7 +14746,7 @@
                 <w:sz w:val="17"/>
                 <w:szCs w:val="17"/>
               </w:rPr>
-              <w:t xml:space="preserve">+0.079</w:t>
+              <w:t xml:space="preserve">+0.081</w:t>
             </w:r>
           </w:p>
         </w:tc>
@@ -14555,7 +14774,7 @@
                 <w:sz w:val="17"/>
                 <w:szCs w:val="17"/>
               </w:rPr>
-              <w:t xml:space="preserve">Grouped, ~35 per cluster</w:t>
+              <w:t xml:space="preserve">Row blocks, first vs second half</w:t>
             </w:r>
           </w:p>
         </w:tc>
@@ -14578,7 +14797,7 @@
                 <w:sz w:val="17"/>
                 <w:szCs w:val="17"/>
               </w:rPr>
-              <w:t xml:space="preserve">0.661 / 0.623</w:t>
+              <w:t xml:space="preserve">0.800 / 0.752</w:t>
             </w:r>
           </w:p>
         </w:tc>
@@ -14601,7 +14820,7 @@
                 <w:sz w:val="17"/>
                 <w:szCs w:val="17"/>
               </w:rPr>
-              <w:t xml:space="preserve">0.723</w:t>
+              <w:t xml:space="preserve">0.883</w:t>
             </w:r>
           </w:p>
         </w:tc>
@@ -14624,7 +14843,7 @@
                 <w:sz w:val="17"/>
                 <w:szCs w:val="17"/>
               </w:rPr>
-              <w:t xml:space="preserve">0.726</w:t>
+              <w:t xml:space="preserve">0.900</w:t>
             </w:r>
           </w:p>
         </w:tc>
@@ -14647,7 +14866,7 @@
                 <w:sz w:val="17"/>
                 <w:szCs w:val="17"/>
               </w:rPr>
-              <w:t xml:space="preserve">0.682</w:t>
+              <w:t xml:space="preserve">0.858</w:t>
             </w:r>
           </w:p>
         </w:tc>
@@ -14670,20 +14889,20 @@
                 <w:sz w:val="17"/>
                 <w:szCs w:val="17"/>
               </w:rPr>
-              <w:t xml:space="preserve">+0.042 (0.017)</w:t>
-            </w:r>
-          </w:p>
-          <w:p>
-            <w:pPr>
-              <w:spacing w:after="0" w:line="228" w:lineRule="auto"/>
-              <w:jc w:val="center"/>
-            </w:pPr>
-            <w:r>
-              <w:rPr>
-                <w:sz w:val="17"/>
-                <w:szCs w:val="17"/>
-              </w:rPr>
-              <w:t xml:space="preserve">0.015 to 0.071</w:t>
+              <w:t xml:space="preserve">+0.033 (0.024)</w:t>
+            </w:r>
+          </w:p>
+          <w:p>
+            <w:pPr>
+              <w:spacing w:after="0" w:line="228" w:lineRule="auto"/>
+              <w:jc w:val="center"/>
+            </w:pPr>
+            <w:r>
+              <w:rPr>
+                <w:sz w:val="17"/>
+                <w:szCs w:val="17"/>
+              </w:rPr>
+              <w:t xml:space="preserve">0.000 to 0.082</w:t>
             </w:r>
           </w:p>
         </w:tc>
@@ -14706,7 +14925,7 @@
                 <w:sz w:val="17"/>
                 <w:szCs w:val="17"/>
               </w:rPr>
-              <w:t xml:space="preserve">+0.084</w:t>
+              <w:t xml:space="preserve">+0.091</w:t>
             </w:r>
           </w:p>
         </w:tc>
@@ -14729,7 +14948,7 @@
                 <w:sz w:val="17"/>
                 <w:szCs w:val="17"/>
               </w:rPr>
-              <w:t xml:space="preserve">+0.59</w:t>
+              <w:t xml:space="preserve">+0.18</w:t>
             </w:r>
           </w:p>
         </w:tc>
@@ -14752,7 +14971,7 @@
                 <w:sz w:val="17"/>
                 <w:szCs w:val="17"/>
               </w:rPr>
-              <w:t xml:space="preserve">+0.030</w:t>
+              <w:t xml:space="preserve">+0.034</w:t>
             </w:r>
           </w:p>
         </w:tc>
@@ -14780,7 +14999,7 @@
                 <w:sz w:val="17"/>
                 <w:szCs w:val="17"/>
               </w:rPr>
-              <w:t xml:space="preserve">Grouped, ~140 per cluster</w:t>
+              <w:t xml:space="preserve">Permutation null</w:t>
             </w:r>
           </w:p>
         </w:tc>
@@ -14803,7 +15022,7 @@
                 <w:sz w:val="17"/>
                 <w:szCs w:val="17"/>
               </w:rPr>
-              <w:t xml:space="preserve">0.589 / 0.531</w:t>
+              <w:t xml:space="preserve">0.843 / 0.853</w:t>
             </w:r>
           </w:p>
         </w:tc>
@@ -14826,7 +15045,7 @@
                 <w:sz w:val="17"/>
                 <w:szCs w:val="17"/>
               </w:rPr>
-              <w:t xml:space="preserve">0.612</w:t>
+              <w:t xml:space="preserve">0.938</w:t>
             </w:r>
           </w:p>
         </w:tc>
@@ -14849,7 +15068,7 @@
                 <w:sz w:val="17"/>
                 <w:szCs w:val="17"/>
               </w:rPr>
-              <w:t xml:space="preserve">0.431</w:t>
+              <w:t xml:space="preserve">0.944</w:t>
             </w:r>
           </w:p>
         </w:tc>
@@ -14872,7 +15091,7 @@
                 <w:sz w:val="17"/>
                 <w:szCs w:val="17"/>
               </w:rPr>
-              <w:t xml:space="preserve">0.519</w:t>
+              <w:t xml:space="preserve">0.942</w:t>
             </w:r>
           </w:p>
         </w:tc>
@@ -14895,20 +15114,20 @@
                 <w:sz w:val="17"/>
                 <w:szCs w:val="17"/>
               </w:rPr>
-              <w:t xml:space="preserve">+0.002 (0.111)</w:t>
-            </w:r>
-          </w:p>
-          <w:p>
-            <w:pPr>
-              <w:spacing w:after="0" w:line="228" w:lineRule="auto"/>
-              <w:jc w:val="center"/>
-            </w:pPr>
-            <w:r>
-              <w:rPr>
-                <w:sz w:val="17"/>
-                <w:szCs w:val="17"/>
-              </w:rPr>
-              <w:t xml:space="preserve">-0.183 to 0.226</w:t>
+              <w:t xml:space="preserve">-0.002 (0.009)</w:t>
+            </w:r>
+          </w:p>
+          <w:p>
+            <w:pPr>
+              <w:spacing w:after="0" w:line="228" w:lineRule="auto"/>
+              <w:jc w:val="center"/>
+            </w:pPr>
+            <w:r>
+              <w:rPr>
+                <w:sz w:val="17"/>
+                <w:szCs w:val="17"/>
+              </w:rPr>
+              <w:t xml:space="preserve">-0.018 to 0.009</w:t>
             </w:r>
           </w:p>
         </w:tc>
@@ -14931,7 +15150,7 @@
                 <w:sz w:val="17"/>
                 <w:szCs w:val="17"/>
               </w:rPr>
-              <w:t xml:space="preserve">-0.054</w:t>
+              <w:t xml:space="preserve">-0.007</w:t>
             </w:r>
           </w:p>
         </w:tc>
@@ -14954,7 +15173,7 @@
                 <w:sz w:val="17"/>
                 <w:szCs w:val="17"/>
               </w:rPr>
-              <w:t xml:space="preserve">-0.73</w:t>
+              <w:t xml:space="preserve">-0.11</w:t>
             </w:r>
           </w:p>
         </w:tc>
@@ -14977,7 +15196,7 @@
                 <w:sz w:val="17"/>
                 <w:szCs w:val="17"/>
               </w:rPr>
-              <w:t xml:space="preserve">-0.023</w:t>
+              <w:t xml:space="preserve">-0.002</w:t>
             </w:r>
           </w:p>
         </w:tc>
@@ -14989,6 +15208,39 @@
         </w:trPr>
         <w:tc>
           <w:tcPr>
+            <w:tcW w:w="9026" w:type="dxa"/>
+            <w:gridSpan w:val="9"/>
+            <w:tcBorders>
+              <w:top w:val="single" w:sz="6" w:space="0" w:color="000000"/>
+              <w:bottom w:val="single" w:sz="6" w:space="0" w:color="000000"/>
+            </w:tcBorders>
+            <w:vAlign w:val="center"/>
+          </w:tcPr>
+          <w:p>
+            <w:pPr>
+              <w:spacing w:after="0" w:line="228" w:lineRule="auto"/>
+            </w:pPr>
+            <w:r>
+              <w:rPr>
+                <w:b/>
+                <w:bCs/>
+                <w:i/>
+                <w:iCs/>
+                <w:sz w:val="17"/>
+                <w:szCs w:val="17"/>
+              </w:rPr>
+              <w:t xml:space="preserve">Random Forest (11 repeats per design)</w:t>
+            </w:r>
+          </w:p>
+        </w:tc>
+      </w:tr>
+      <w:tr>
+        <w:trPr>
+          <w:cantSplit/>
+          <w:jc w:val="center"/>
+        </w:trPr>
+        <w:tc>
+          <w:tcPr>
             <w:tcW w:w="1900" w:type="dxa"/>
             <w:tcBorders>
               <w:top w:val="single" w:sz="6" w:space="0" w:color="000000"/>
@@ -15005,6 +15257,906 @@
                 <w:sz w:val="17"/>
                 <w:szCs w:val="17"/>
               </w:rPr>
+              <w:t xml:space="preserve">Random halves</w:t>
+            </w:r>
+          </w:p>
+        </w:tc>
+        <w:tc>
+          <w:tcPr>
+            <w:tcW w:w="1200" w:type="dxa"/>
+            <w:tcBorders>
+              <w:top w:val="single" w:sz="6" w:space="0" w:color="000000"/>
+              <w:bottom w:val="single" w:sz="6" w:space="0" w:color="000000"/>
+            </w:tcBorders>
+            <w:vAlign w:val="center"/>
+          </w:tcPr>
+          <w:p>
+            <w:pPr>
+              <w:spacing w:after="0" w:line="228" w:lineRule="auto"/>
+              <w:jc w:val="center"/>
+            </w:pPr>
+            <w:r>
+              <w:rPr>
+                <w:sz w:val="17"/>
+                <w:szCs w:val="17"/>
+              </w:rPr>
+              <w:t xml:space="preserve">0.887 / 0.842</w:t>
+            </w:r>
+          </w:p>
+        </w:tc>
+        <w:tc>
+          <w:tcPr>
+            <w:tcW w:w="700" w:type="dxa"/>
+            <w:tcBorders>
+              <w:top w:val="single" w:sz="6" w:space="0" w:color="000000"/>
+              <w:bottom w:val="single" w:sz="6" w:space="0" w:color="000000"/>
+            </w:tcBorders>
+            <w:vAlign w:val="center"/>
+          </w:tcPr>
+          <w:p>
+            <w:pPr>
+              <w:spacing w:after="0" w:line="228" w:lineRule="auto"/>
+              <w:jc w:val="center"/>
+            </w:pPr>
+            <w:r>
+              <w:rPr>
+                <w:sz w:val="17"/>
+                <w:szCs w:val="17"/>
+              </w:rPr>
+              <w:t xml:space="preserve">0.928</w:t>
+            </w:r>
+          </w:p>
+        </w:tc>
+        <w:tc>
+          <w:tcPr>
+            <w:tcW w:w="700" w:type="dxa"/>
+            <w:tcBorders>
+              <w:top w:val="single" w:sz="6" w:space="0" w:color="000000"/>
+              <w:bottom w:val="single" w:sz="6" w:space="0" w:color="000000"/>
+            </w:tcBorders>
+            <w:vAlign w:val="center"/>
+          </w:tcPr>
+          <w:p>
+            <w:pPr>
+              <w:spacing w:after="0" w:line="228" w:lineRule="auto"/>
+              <w:jc w:val="center"/>
+            </w:pPr>
+            <w:r>
+              <w:rPr>
+                <w:sz w:val="17"/>
+                <w:szCs w:val="17"/>
+              </w:rPr>
+              <w:t xml:space="preserve">0.976</w:t>
+            </w:r>
+          </w:p>
+        </w:tc>
+        <w:tc>
+          <w:tcPr>
+            <w:tcW w:w="700" w:type="dxa"/>
+            <w:tcBorders>
+              <w:top w:val="single" w:sz="6" w:space="0" w:color="000000"/>
+              <w:bottom w:val="single" w:sz="6" w:space="0" w:color="000000"/>
+            </w:tcBorders>
+            <w:vAlign w:val="center"/>
+          </w:tcPr>
+          <w:p>
+            <w:pPr>
+              <w:spacing w:after="0" w:line="228" w:lineRule="auto"/>
+              <w:jc w:val="center"/>
+            </w:pPr>
+            <w:r>
+              <w:rPr>
+                <w:sz w:val="17"/>
+                <w:szCs w:val="17"/>
+              </w:rPr>
+              <w:t xml:space="preserve">0.766</w:t>
+            </w:r>
+          </w:p>
+        </w:tc>
+        <w:tc>
+          <w:tcPr>
+            <w:tcW w:w="1450" w:type="dxa"/>
+            <w:tcBorders>
+              <w:top w:val="single" w:sz="6" w:space="0" w:color="000000"/>
+              <w:bottom w:val="single" w:sz="6" w:space="0" w:color="000000"/>
+            </w:tcBorders>
+            <w:vAlign w:val="center"/>
+          </w:tcPr>
+          <w:p>
+            <w:pPr>
+              <w:spacing w:after="0" w:line="228" w:lineRule="auto"/>
+              <w:jc w:val="center"/>
+            </w:pPr>
+            <w:r>
+              <w:rPr>
+                <w:sz w:val="17"/>
+                <w:szCs w:val="17"/>
+              </w:rPr>
+              <w:t xml:space="preserve">+0.186 (0.036)</w:t>
+            </w:r>
+          </w:p>
+          <w:p>
+            <w:pPr>
+              <w:spacing w:after="0" w:line="228" w:lineRule="auto"/>
+              <w:jc w:val="center"/>
+            </w:pPr>
+            <w:r>
+              <w:rPr>
+                <w:sz w:val="17"/>
+                <w:szCs w:val="17"/>
+              </w:rPr>
+              <w:t xml:space="preserve">0.143 to 0.252</w:t>
+            </w:r>
+          </w:p>
+        </w:tc>
+        <w:tc>
+          <w:tcPr>
+            <w:tcW w:w="800" w:type="dxa"/>
+            <w:tcBorders>
+              <w:top w:val="single" w:sz="6" w:space="0" w:color="000000"/>
+              <w:bottom w:val="single" w:sz="6" w:space="0" w:color="000000"/>
+            </w:tcBorders>
+            <w:vAlign w:val="center"/>
+          </w:tcPr>
+          <w:p>
+            <w:pPr>
+              <w:spacing w:after="0" w:line="228" w:lineRule="auto"/>
+              <w:jc w:val="center"/>
+            </w:pPr>
+            <w:r>
+              <w:rPr>
+                <w:sz w:val="17"/>
+                <w:szCs w:val="17"/>
+              </w:rPr>
+              <w:t xml:space="preserve">+0.302</w:t>
+            </w:r>
+          </w:p>
+        </w:tc>
+        <w:tc>
+          <w:tcPr>
+            <w:tcW w:w="800" w:type="dxa"/>
+            <w:tcBorders>
+              <w:top w:val="single" w:sz="6" w:space="0" w:color="000000"/>
+              <w:bottom w:val="single" w:sz="6" w:space="0" w:color="000000"/>
+            </w:tcBorders>
+            <w:vAlign w:val="center"/>
+          </w:tcPr>
+          <w:p>
+            <w:pPr>
+              <w:spacing w:after="0" w:line="228" w:lineRule="auto"/>
+              <w:jc w:val="center"/>
+            </w:pPr>
+            <w:r>
+              <w:rPr>
+                <w:sz w:val="17"/>
+                <w:szCs w:val="17"/>
+              </w:rPr>
+              <w:t xml:space="preserve">+1.64</w:t>
+            </w:r>
+          </w:p>
+        </w:tc>
+        <w:tc>
+          <w:tcPr>
+            <w:tcW w:w="776" w:type="dxa"/>
+            <w:tcBorders>
+              <w:top w:val="single" w:sz="6" w:space="0" w:color="000000"/>
+              <w:bottom w:val="single" w:sz="6" w:space="0" w:color="000000"/>
+            </w:tcBorders>
+            <w:vAlign w:val="center"/>
+          </w:tcPr>
+          <w:p>
+            <w:pPr>
+              <w:spacing w:after="0" w:line="228" w:lineRule="auto"/>
+              <w:jc w:val="center"/>
+            </w:pPr>
+            <w:r>
+              <w:rPr>
+                <w:sz w:val="17"/>
+                <w:szCs w:val="17"/>
+              </w:rPr>
+              <w:t xml:space="preserve">+0.183</w:t>
+            </w:r>
+          </w:p>
+        </w:tc>
+      </w:tr>
+      <w:tr>
+        <w:trPr>
+          <w:cantSplit/>
+          <w:jc w:val="center"/>
+        </w:trPr>
+        <w:tc>
+          <w:tcPr>
+            <w:tcW w:w="1900" w:type="dxa"/>
+            <w:tcBorders>
+              <w:top w:val="single" w:sz="6" w:space="0" w:color="000000"/>
+              <w:bottom w:val="single" w:sz="6" w:space="0" w:color="000000"/>
+            </w:tcBorders>
+            <w:vAlign w:val="center"/>
+          </w:tcPr>
+          <w:p>
+            <w:pPr>
+              <w:spacing w:after="0" w:line="228" w:lineRule="auto"/>
+            </w:pPr>
+            <w:r>
+              <w:rPr>
+                <w:sz w:val="17"/>
+                <w:szCs w:val="17"/>
+              </w:rPr>
+              <w:t xml:space="preserve">Grouped, ~10 per cluster</w:t>
+            </w:r>
+          </w:p>
+        </w:tc>
+        <w:tc>
+          <w:tcPr>
+            <w:tcW w:w="1200" w:type="dxa"/>
+            <w:tcBorders>
+              <w:top w:val="single" w:sz="6" w:space="0" w:color="000000"/>
+              <w:bottom w:val="single" w:sz="6" w:space="0" w:color="000000"/>
+            </w:tcBorders>
+            <w:vAlign w:val="center"/>
+          </w:tcPr>
+          <w:p>
+            <w:pPr>
+              <w:spacing w:after="0" w:line="228" w:lineRule="auto"/>
+              <w:jc w:val="center"/>
+            </w:pPr>
+            <w:r>
+              <w:rPr>
+                <w:sz w:val="17"/>
+                <w:szCs w:val="17"/>
+              </w:rPr>
+              <w:t xml:space="preserve">0.774 / 0.715</w:t>
+            </w:r>
+          </w:p>
+        </w:tc>
+        <w:tc>
+          <w:tcPr>
+            <w:tcW w:w="700" w:type="dxa"/>
+            <w:tcBorders>
+              <w:top w:val="single" w:sz="6" w:space="0" w:color="000000"/>
+              <w:bottom w:val="single" w:sz="6" w:space="0" w:color="000000"/>
+            </w:tcBorders>
+            <w:vAlign w:val="center"/>
+          </w:tcPr>
+          <w:p>
+            <w:pPr>
+              <w:spacing w:after="0" w:line="228" w:lineRule="auto"/>
+              <w:jc w:val="center"/>
+            </w:pPr>
+            <w:r>
+              <w:rPr>
+                <w:sz w:val="17"/>
+                <w:szCs w:val="17"/>
+              </w:rPr>
+              <w:t xml:space="preserve">0.850</w:t>
+            </w:r>
+          </w:p>
+        </w:tc>
+        <w:tc>
+          <w:tcPr>
+            <w:tcW w:w="700" w:type="dxa"/>
+            <w:tcBorders>
+              <w:top w:val="single" w:sz="6" w:space="0" w:color="000000"/>
+              <w:bottom w:val="single" w:sz="6" w:space="0" w:color="000000"/>
+            </w:tcBorders>
+            <w:vAlign w:val="center"/>
+          </w:tcPr>
+          <w:p>
+            <w:pPr>
+              <w:spacing w:after="0" w:line="228" w:lineRule="auto"/>
+              <w:jc w:val="center"/>
+            </w:pPr>
+            <w:r>
+              <w:rPr>
+                <w:sz w:val="17"/>
+                <w:szCs w:val="17"/>
+              </w:rPr>
+              <w:t xml:space="preserve">0.809</w:t>
+            </w:r>
+          </w:p>
+        </w:tc>
+        <w:tc>
+          <w:tcPr>
+            <w:tcW w:w="700" w:type="dxa"/>
+            <w:tcBorders>
+              <w:top w:val="single" w:sz="6" w:space="0" w:color="000000"/>
+              <w:bottom w:val="single" w:sz="6" w:space="0" w:color="000000"/>
+            </w:tcBorders>
+            <w:vAlign w:val="center"/>
+          </w:tcPr>
+          <w:p>
+            <w:pPr>
+              <w:spacing w:after="0" w:line="228" w:lineRule="auto"/>
+              <w:jc w:val="center"/>
+            </w:pPr>
+            <w:r>
+              <w:rPr>
+                <w:sz w:val="17"/>
+                <w:szCs w:val="17"/>
+              </w:rPr>
+              <w:t xml:space="preserve">0.730</w:t>
+            </w:r>
+          </w:p>
+        </w:tc>
+        <w:tc>
+          <w:tcPr>
+            <w:tcW w:w="1450" w:type="dxa"/>
+            <w:tcBorders>
+              <w:top w:val="single" w:sz="6" w:space="0" w:color="000000"/>
+              <w:bottom w:val="single" w:sz="6" w:space="0" w:color="000000"/>
+            </w:tcBorders>
+            <w:vAlign w:val="center"/>
+          </w:tcPr>
+          <w:p>
+            <w:pPr>
+              <w:spacing w:after="0" w:line="228" w:lineRule="auto"/>
+              <w:jc w:val="center"/>
+            </w:pPr>
+            <w:r>
+              <w:rPr>
+                <w:sz w:val="17"/>
+                <w:szCs w:val="17"/>
+              </w:rPr>
+              <w:t xml:space="preserve">+0.100 (0.018)</w:t>
+            </w:r>
+          </w:p>
+          <w:p>
+            <w:pPr>
+              <w:spacing w:after="0" w:line="228" w:lineRule="auto"/>
+              <w:jc w:val="center"/>
+            </w:pPr>
+            <w:r>
+              <w:rPr>
+                <w:sz w:val="17"/>
+                <w:szCs w:val="17"/>
+              </w:rPr>
+              <w:t xml:space="preserve">0.078 to 0.128</w:t>
+            </w:r>
+          </w:p>
+        </w:tc>
+        <w:tc>
+          <w:tcPr>
+            <w:tcW w:w="800" w:type="dxa"/>
+            <w:tcBorders>
+              <w:top w:val="single" w:sz="6" w:space="0" w:color="000000"/>
+              <w:bottom w:val="single" w:sz="6" w:space="0" w:color="000000"/>
+            </w:tcBorders>
+            <w:vAlign w:val="center"/>
+          </w:tcPr>
+          <w:p>
+            <w:pPr>
+              <w:spacing w:after="0" w:line="228" w:lineRule="auto"/>
+              <w:jc w:val="center"/>
+            </w:pPr>
+            <w:r>
+              <w:rPr>
+                <w:sz w:val="17"/>
+                <w:szCs w:val="17"/>
+              </w:rPr>
+              <w:t xml:space="preserve">+0.171</w:t>
+            </w:r>
+          </w:p>
+        </w:tc>
+        <w:tc>
+          <w:tcPr>
+            <w:tcW w:w="800" w:type="dxa"/>
+            <w:tcBorders>
+              <w:top w:val="single" w:sz="6" w:space="0" w:color="000000"/>
+              <w:bottom w:val="single" w:sz="6" w:space="0" w:color="000000"/>
+            </w:tcBorders>
+            <w:vAlign w:val="center"/>
+          </w:tcPr>
+          <w:p>
+            <w:pPr>
+              <w:spacing w:after="0" w:line="228" w:lineRule="auto"/>
+              <w:jc w:val="center"/>
+            </w:pPr>
+            <w:r>
+              <w:rPr>
+                <w:sz w:val="17"/>
+                <w:szCs w:val="17"/>
+              </w:rPr>
+              <w:t xml:space="preserve">+0.84</w:t>
+            </w:r>
+          </w:p>
+        </w:tc>
+        <w:tc>
+          <w:tcPr>
+            <w:tcW w:w="776" w:type="dxa"/>
+            <w:tcBorders>
+              <w:top w:val="single" w:sz="6" w:space="0" w:color="000000"/>
+              <w:bottom w:val="single" w:sz="6" w:space="0" w:color="000000"/>
+            </w:tcBorders>
+            <w:vAlign w:val="center"/>
+          </w:tcPr>
+          <w:p>
+            <w:pPr>
+              <w:spacing w:after="0" w:line="228" w:lineRule="auto"/>
+              <w:jc w:val="center"/>
+            </w:pPr>
+            <w:r>
+              <w:rPr>
+                <w:sz w:val="17"/>
+                <w:szCs w:val="17"/>
+              </w:rPr>
+              <w:t xml:space="preserve">+0.079</w:t>
+            </w:r>
+          </w:p>
+        </w:tc>
+      </w:tr>
+      <w:tr>
+        <w:trPr>
+          <w:cantSplit/>
+          <w:jc w:val="center"/>
+        </w:trPr>
+        <w:tc>
+          <w:tcPr>
+            <w:tcW w:w="1900" w:type="dxa"/>
+            <w:tcBorders>
+              <w:top w:val="single" w:sz="6" w:space="0" w:color="000000"/>
+              <w:bottom w:val="single" w:sz="6" w:space="0" w:color="000000"/>
+            </w:tcBorders>
+            <w:vAlign w:val="center"/>
+          </w:tcPr>
+          <w:p>
+            <w:pPr>
+              <w:spacing w:after="0" w:line="228" w:lineRule="auto"/>
+            </w:pPr>
+            <w:r>
+              <w:rPr>
+                <w:sz w:val="17"/>
+                <w:szCs w:val="17"/>
+              </w:rPr>
+              <w:t xml:space="preserve">Grouped, ~35 per cluster</w:t>
+            </w:r>
+          </w:p>
+        </w:tc>
+        <w:tc>
+          <w:tcPr>
+            <w:tcW w:w="1200" w:type="dxa"/>
+            <w:tcBorders>
+              <w:top w:val="single" w:sz="6" w:space="0" w:color="000000"/>
+              <w:bottom w:val="single" w:sz="6" w:space="0" w:color="000000"/>
+            </w:tcBorders>
+            <w:vAlign w:val="center"/>
+          </w:tcPr>
+          <w:p>
+            <w:pPr>
+              <w:spacing w:after="0" w:line="228" w:lineRule="auto"/>
+              <w:jc w:val="center"/>
+            </w:pPr>
+            <w:r>
+              <w:rPr>
+                <w:sz w:val="17"/>
+                <w:szCs w:val="17"/>
+              </w:rPr>
+              <w:t xml:space="preserve">0.661 / 0.623</w:t>
+            </w:r>
+          </w:p>
+        </w:tc>
+        <w:tc>
+          <w:tcPr>
+            <w:tcW w:w="700" w:type="dxa"/>
+            <w:tcBorders>
+              <w:top w:val="single" w:sz="6" w:space="0" w:color="000000"/>
+              <w:bottom w:val="single" w:sz="6" w:space="0" w:color="000000"/>
+            </w:tcBorders>
+            <w:vAlign w:val="center"/>
+          </w:tcPr>
+          <w:p>
+            <w:pPr>
+              <w:spacing w:after="0" w:line="228" w:lineRule="auto"/>
+              <w:jc w:val="center"/>
+            </w:pPr>
+            <w:r>
+              <w:rPr>
+                <w:sz w:val="17"/>
+                <w:szCs w:val="17"/>
+              </w:rPr>
+              <w:t xml:space="preserve">0.723</w:t>
+            </w:r>
+          </w:p>
+        </w:tc>
+        <w:tc>
+          <w:tcPr>
+            <w:tcW w:w="700" w:type="dxa"/>
+            <w:tcBorders>
+              <w:top w:val="single" w:sz="6" w:space="0" w:color="000000"/>
+              <w:bottom w:val="single" w:sz="6" w:space="0" w:color="000000"/>
+            </w:tcBorders>
+            <w:vAlign w:val="center"/>
+          </w:tcPr>
+          <w:p>
+            <w:pPr>
+              <w:spacing w:after="0" w:line="228" w:lineRule="auto"/>
+              <w:jc w:val="center"/>
+            </w:pPr>
+            <w:r>
+              <w:rPr>
+                <w:sz w:val="17"/>
+                <w:szCs w:val="17"/>
+              </w:rPr>
+              <w:t xml:space="preserve">0.726</w:t>
+            </w:r>
+          </w:p>
+        </w:tc>
+        <w:tc>
+          <w:tcPr>
+            <w:tcW w:w="700" w:type="dxa"/>
+            <w:tcBorders>
+              <w:top w:val="single" w:sz="6" w:space="0" w:color="000000"/>
+              <w:bottom w:val="single" w:sz="6" w:space="0" w:color="000000"/>
+            </w:tcBorders>
+            <w:vAlign w:val="center"/>
+          </w:tcPr>
+          <w:p>
+            <w:pPr>
+              <w:spacing w:after="0" w:line="228" w:lineRule="auto"/>
+              <w:jc w:val="center"/>
+            </w:pPr>
+            <w:r>
+              <w:rPr>
+                <w:sz w:val="17"/>
+                <w:szCs w:val="17"/>
+              </w:rPr>
+              <w:t xml:space="preserve">0.682</w:t>
+            </w:r>
+          </w:p>
+        </w:tc>
+        <w:tc>
+          <w:tcPr>
+            <w:tcW w:w="1450" w:type="dxa"/>
+            <w:tcBorders>
+              <w:top w:val="single" w:sz="6" w:space="0" w:color="000000"/>
+              <w:bottom w:val="single" w:sz="6" w:space="0" w:color="000000"/>
+            </w:tcBorders>
+            <w:vAlign w:val="center"/>
+          </w:tcPr>
+          <w:p>
+            <w:pPr>
+              <w:spacing w:after="0" w:line="228" w:lineRule="auto"/>
+              <w:jc w:val="center"/>
+            </w:pPr>
+            <w:r>
+              <w:rPr>
+                <w:sz w:val="17"/>
+                <w:szCs w:val="17"/>
+              </w:rPr>
+              <w:t xml:space="preserve">+0.042 (0.017)</w:t>
+            </w:r>
+          </w:p>
+          <w:p>
+            <w:pPr>
+              <w:spacing w:after="0" w:line="228" w:lineRule="auto"/>
+              <w:jc w:val="center"/>
+            </w:pPr>
+            <w:r>
+              <w:rPr>
+                <w:sz w:val="17"/>
+                <w:szCs w:val="17"/>
+              </w:rPr>
+              <w:t xml:space="preserve">0.015 to 0.071</w:t>
+            </w:r>
+          </w:p>
+        </w:tc>
+        <w:tc>
+          <w:tcPr>
+            <w:tcW w:w="800" w:type="dxa"/>
+            <w:tcBorders>
+              <w:top w:val="single" w:sz="6" w:space="0" w:color="000000"/>
+              <w:bottom w:val="single" w:sz="6" w:space="0" w:color="000000"/>
+            </w:tcBorders>
+            <w:vAlign w:val="center"/>
+          </w:tcPr>
+          <w:p>
+            <w:pPr>
+              <w:spacing w:after="0" w:line="228" w:lineRule="auto"/>
+              <w:jc w:val="center"/>
+            </w:pPr>
+            <w:r>
+              <w:rPr>
+                <w:sz w:val="17"/>
+                <w:szCs w:val="17"/>
+              </w:rPr>
+              <w:t xml:space="preserve">+0.084</w:t>
+            </w:r>
+          </w:p>
+        </w:tc>
+        <w:tc>
+          <w:tcPr>
+            <w:tcW w:w="800" w:type="dxa"/>
+            <w:tcBorders>
+              <w:top w:val="single" w:sz="6" w:space="0" w:color="000000"/>
+              <w:bottom w:val="single" w:sz="6" w:space="0" w:color="000000"/>
+            </w:tcBorders>
+            <w:vAlign w:val="center"/>
+          </w:tcPr>
+          <w:p>
+            <w:pPr>
+              <w:spacing w:after="0" w:line="228" w:lineRule="auto"/>
+              <w:jc w:val="center"/>
+            </w:pPr>
+            <w:r>
+              <w:rPr>
+                <w:sz w:val="17"/>
+                <w:szCs w:val="17"/>
+              </w:rPr>
+              <w:t xml:space="preserve">+0.59</w:t>
+            </w:r>
+          </w:p>
+        </w:tc>
+        <w:tc>
+          <w:tcPr>
+            <w:tcW w:w="776" w:type="dxa"/>
+            <w:tcBorders>
+              <w:top w:val="single" w:sz="6" w:space="0" w:color="000000"/>
+              <w:bottom w:val="single" w:sz="6" w:space="0" w:color="000000"/>
+            </w:tcBorders>
+            <w:vAlign w:val="center"/>
+          </w:tcPr>
+          <w:p>
+            <w:pPr>
+              <w:spacing w:after="0" w:line="228" w:lineRule="auto"/>
+              <w:jc w:val="center"/>
+            </w:pPr>
+            <w:r>
+              <w:rPr>
+                <w:sz w:val="17"/>
+                <w:szCs w:val="17"/>
+              </w:rPr>
+              <w:t xml:space="preserve">+0.030</w:t>
+            </w:r>
+          </w:p>
+        </w:tc>
+      </w:tr>
+      <w:tr>
+        <w:trPr>
+          <w:cantSplit/>
+          <w:jc w:val="center"/>
+        </w:trPr>
+        <w:tc>
+          <w:tcPr>
+            <w:tcW w:w="1900" w:type="dxa"/>
+            <w:tcBorders>
+              <w:top w:val="single" w:sz="6" w:space="0" w:color="000000"/>
+              <w:bottom w:val="single" w:sz="6" w:space="0" w:color="000000"/>
+            </w:tcBorders>
+            <w:vAlign w:val="center"/>
+          </w:tcPr>
+          <w:p>
+            <w:pPr>
+              <w:spacing w:after="0" w:line="228" w:lineRule="auto"/>
+            </w:pPr>
+            <w:r>
+              <w:rPr>
+                <w:sz w:val="17"/>
+                <w:szCs w:val="17"/>
+              </w:rPr>
+              <w:t xml:space="preserve">Grouped, ~140 per cluster</w:t>
+            </w:r>
+          </w:p>
+        </w:tc>
+        <w:tc>
+          <w:tcPr>
+            <w:tcW w:w="1200" w:type="dxa"/>
+            <w:tcBorders>
+              <w:top w:val="single" w:sz="6" w:space="0" w:color="000000"/>
+              <w:bottom w:val="single" w:sz="6" w:space="0" w:color="000000"/>
+            </w:tcBorders>
+            <w:vAlign w:val="center"/>
+          </w:tcPr>
+          <w:p>
+            <w:pPr>
+              <w:spacing w:after="0" w:line="228" w:lineRule="auto"/>
+              <w:jc w:val="center"/>
+            </w:pPr>
+            <w:r>
+              <w:rPr>
+                <w:sz w:val="17"/>
+                <w:szCs w:val="17"/>
+              </w:rPr>
+              <w:t xml:space="preserve">0.589 / 0.531</w:t>
+            </w:r>
+          </w:p>
+        </w:tc>
+        <w:tc>
+          <w:tcPr>
+            <w:tcW w:w="700" w:type="dxa"/>
+            <w:tcBorders>
+              <w:top w:val="single" w:sz="6" w:space="0" w:color="000000"/>
+              <w:bottom w:val="single" w:sz="6" w:space="0" w:color="000000"/>
+            </w:tcBorders>
+            <w:vAlign w:val="center"/>
+          </w:tcPr>
+          <w:p>
+            <w:pPr>
+              <w:spacing w:after="0" w:line="228" w:lineRule="auto"/>
+              <w:jc w:val="center"/>
+            </w:pPr>
+            <w:r>
+              <w:rPr>
+                <w:sz w:val="17"/>
+                <w:szCs w:val="17"/>
+              </w:rPr>
+              <w:t xml:space="preserve">0.612</w:t>
+            </w:r>
+          </w:p>
+        </w:tc>
+        <w:tc>
+          <w:tcPr>
+            <w:tcW w:w="700" w:type="dxa"/>
+            <w:tcBorders>
+              <w:top w:val="single" w:sz="6" w:space="0" w:color="000000"/>
+              <w:bottom w:val="single" w:sz="6" w:space="0" w:color="000000"/>
+            </w:tcBorders>
+            <w:vAlign w:val="center"/>
+          </w:tcPr>
+          <w:p>
+            <w:pPr>
+              <w:spacing w:after="0" w:line="228" w:lineRule="auto"/>
+              <w:jc w:val="center"/>
+            </w:pPr>
+            <w:r>
+              <w:rPr>
+                <w:sz w:val="17"/>
+                <w:szCs w:val="17"/>
+              </w:rPr>
+              <w:t xml:space="preserve">0.431</w:t>
+            </w:r>
+          </w:p>
+        </w:tc>
+        <w:tc>
+          <w:tcPr>
+            <w:tcW w:w="700" w:type="dxa"/>
+            <w:tcBorders>
+              <w:top w:val="single" w:sz="6" w:space="0" w:color="000000"/>
+              <w:bottom w:val="single" w:sz="6" w:space="0" w:color="000000"/>
+            </w:tcBorders>
+            <w:vAlign w:val="center"/>
+          </w:tcPr>
+          <w:p>
+            <w:pPr>
+              <w:spacing w:after="0" w:line="228" w:lineRule="auto"/>
+              <w:jc w:val="center"/>
+            </w:pPr>
+            <w:r>
+              <w:rPr>
+                <w:sz w:val="17"/>
+                <w:szCs w:val="17"/>
+              </w:rPr>
+              <w:t xml:space="preserve">0.519</w:t>
+            </w:r>
+          </w:p>
+        </w:tc>
+        <w:tc>
+          <w:tcPr>
+            <w:tcW w:w="1450" w:type="dxa"/>
+            <w:tcBorders>
+              <w:top w:val="single" w:sz="6" w:space="0" w:color="000000"/>
+              <w:bottom w:val="single" w:sz="6" w:space="0" w:color="000000"/>
+            </w:tcBorders>
+            <w:vAlign w:val="center"/>
+          </w:tcPr>
+          <w:p>
+            <w:pPr>
+              <w:spacing w:after="0" w:line="228" w:lineRule="auto"/>
+              <w:jc w:val="center"/>
+            </w:pPr>
+            <w:r>
+              <w:rPr>
+                <w:sz w:val="17"/>
+                <w:szCs w:val="17"/>
+              </w:rPr>
+              <w:t xml:space="preserve">+0.002 (0.111)</w:t>
+            </w:r>
+          </w:p>
+          <w:p>
+            <w:pPr>
+              <w:spacing w:after="0" w:line="228" w:lineRule="auto"/>
+              <w:jc w:val="center"/>
+            </w:pPr>
+            <w:r>
+              <w:rPr>
+                <w:sz w:val="17"/>
+                <w:szCs w:val="17"/>
+              </w:rPr>
+              <w:t xml:space="preserve">-0.183 to 0.226</w:t>
+            </w:r>
+          </w:p>
+        </w:tc>
+        <w:tc>
+          <w:tcPr>
+            <w:tcW w:w="800" w:type="dxa"/>
+            <w:tcBorders>
+              <w:top w:val="single" w:sz="6" w:space="0" w:color="000000"/>
+              <w:bottom w:val="single" w:sz="6" w:space="0" w:color="000000"/>
+            </w:tcBorders>
+            <w:vAlign w:val="center"/>
+          </w:tcPr>
+          <w:p>
+            <w:pPr>
+              <w:spacing w:after="0" w:line="228" w:lineRule="auto"/>
+              <w:jc w:val="center"/>
+            </w:pPr>
+            <w:r>
+              <w:rPr>
+                <w:sz w:val="17"/>
+                <w:szCs w:val="17"/>
+              </w:rPr>
+              <w:t xml:space="preserve">-0.054</w:t>
+            </w:r>
+          </w:p>
+        </w:tc>
+        <w:tc>
+          <w:tcPr>
+            <w:tcW w:w="800" w:type="dxa"/>
+            <w:tcBorders>
+              <w:top w:val="single" w:sz="6" w:space="0" w:color="000000"/>
+              <w:bottom w:val="single" w:sz="6" w:space="0" w:color="000000"/>
+            </w:tcBorders>
+            <w:vAlign w:val="center"/>
+          </w:tcPr>
+          <w:p>
+            <w:pPr>
+              <w:spacing w:after="0" w:line="228" w:lineRule="auto"/>
+              <w:jc w:val="center"/>
+            </w:pPr>
+            <w:r>
+              <w:rPr>
+                <w:sz w:val="17"/>
+                <w:szCs w:val="17"/>
+              </w:rPr>
+              <w:t xml:space="preserve">-0.73</w:t>
+            </w:r>
+          </w:p>
+        </w:tc>
+        <w:tc>
+          <w:tcPr>
+            <w:tcW w:w="776" w:type="dxa"/>
+            <w:tcBorders>
+              <w:top w:val="single" w:sz="6" w:space="0" w:color="000000"/>
+              <w:bottom w:val="single" w:sz="6" w:space="0" w:color="000000"/>
+            </w:tcBorders>
+            <w:vAlign w:val="center"/>
+          </w:tcPr>
+          <w:p>
+            <w:pPr>
+              <w:spacing w:after="0" w:line="228" w:lineRule="auto"/>
+              <w:jc w:val="center"/>
+            </w:pPr>
+            <w:r>
+              <w:rPr>
+                <w:sz w:val="17"/>
+                <w:szCs w:val="17"/>
+              </w:rPr>
+              <w:t xml:space="preserve">-0.023</w:t>
+            </w:r>
+          </w:p>
+        </w:tc>
+      </w:tr>
+      <w:tr>
+        <w:trPr>
+          <w:cantSplit/>
+          <w:jc w:val="center"/>
+        </w:trPr>
+        <w:tc>
+          <w:tcPr>
+            <w:tcW w:w="1900" w:type="dxa"/>
+            <w:tcBorders>
+              <w:top w:val="single" w:sz="6" w:space="0" w:color="000000"/>
+              <w:bottom w:val="single" w:sz="6" w:space="0" w:color="000000"/>
+            </w:tcBorders>
+            <w:vAlign w:val="center"/>
+          </w:tcPr>
+          <w:p>
+            <w:pPr>
+              <w:spacing w:after="0" w:line="228" w:lineRule="auto"/>
+            </w:pPr>
+            <w:r>
+              <w:rPr>
+                <w:sz w:val="17"/>
+                <w:szCs w:val="17"/>
+              </w:rPr>
               <w:t xml:space="preserve">Grouped, calibrated to captures</w:t>
             </w:r>
           </w:p>
@@ -15203,6 +16355,1131 @@
                 <w:szCs w:val="17"/>
               </w:rPr>
               <w:t xml:space="preserve">+0.004</w:t>
+            </w:r>
+          </w:p>
+        </w:tc>
+      </w:tr>
+      <w:tr>
+        <w:trPr>
+          <w:cantSplit/>
+          <w:jc w:val="center"/>
+        </w:trPr>
+        <w:tc>
+          <w:tcPr>
+            <w:tcW w:w="1900" w:type="dxa"/>
+            <w:tcBorders>
+              <w:top w:val="single" w:sz="6" w:space="0" w:color="000000"/>
+              <w:bottom w:val="single" w:sz="6" w:space="0" w:color="000000"/>
+            </w:tcBorders>
+            <w:vAlign w:val="center"/>
+          </w:tcPr>
+          <w:p>
+            <w:pPr>
+              <w:spacing w:after="0" w:line="228" w:lineRule="auto"/>
+            </w:pPr>
+            <w:r>
+              <w:rPr>
+                <w:sz w:val="17"/>
+                <w:szCs w:val="17"/>
+              </w:rPr>
+              <w:t xml:space="preserve">Row blocks, ~10 per block</w:t>
+            </w:r>
+          </w:p>
+        </w:tc>
+        <w:tc>
+          <w:tcPr>
+            <w:tcW w:w="1200" w:type="dxa"/>
+            <w:tcBorders>
+              <w:top w:val="single" w:sz="6" w:space="0" w:color="000000"/>
+              <w:bottom w:val="single" w:sz="6" w:space="0" w:color="000000"/>
+            </w:tcBorders>
+            <w:vAlign w:val="center"/>
+          </w:tcPr>
+          <w:p>
+            <w:pPr>
+              <w:spacing w:after="0" w:line="228" w:lineRule="auto"/>
+              <w:jc w:val="center"/>
+            </w:pPr>
+            <w:r>
+              <w:rPr>
+                <w:sz w:val="17"/>
+                <w:szCs w:val="17"/>
+              </w:rPr>
+              <w:t xml:space="preserve">0.879 / 0.836</w:t>
+            </w:r>
+          </w:p>
+        </w:tc>
+        <w:tc>
+          <w:tcPr>
+            <w:tcW w:w="700" w:type="dxa"/>
+            <w:tcBorders>
+              <w:top w:val="single" w:sz="6" w:space="0" w:color="000000"/>
+              <w:bottom w:val="single" w:sz="6" w:space="0" w:color="000000"/>
+            </w:tcBorders>
+            <w:vAlign w:val="center"/>
+          </w:tcPr>
+          <w:p>
+            <w:pPr>
+              <w:spacing w:after="0" w:line="228" w:lineRule="auto"/>
+              <w:jc w:val="center"/>
+            </w:pPr>
+            <w:r>
+              <w:rPr>
+                <w:sz w:val="17"/>
+                <w:szCs w:val="17"/>
+              </w:rPr>
+              <w:t xml:space="preserve">0.926</w:t>
+            </w:r>
+          </w:p>
+        </w:tc>
+        <w:tc>
+          <w:tcPr>
+            <w:tcW w:w="700" w:type="dxa"/>
+            <w:tcBorders>
+              <w:top w:val="single" w:sz="6" w:space="0" w:color="000000"/>
+              <w:bottom w:val="single" w:sz="6" w:space="0" w:color="000000"/>
+            </w:tcBorders>
+            <w:vAlign w:val="center"/>
+          </w:tcPr>
+          <w:p>
+            <w:pPr>
+              <w:spacing w:after="0" w:line="228" w:lineRule="auto"/>
+              <w:jc w:val="center"/>
+            </w:pPr>
+            <w:r>
+              <w:rPr>
+                <w:sz w:val="17"/>
+                <w:szCs w:val="17"/>
+              </w:rPr>
+              <w:t xml:space="preserve">0.956</w:t>
+            </w:r>
+          </w:p>
+        </w:tc>
+        <w:tc>
+          <w:tcPr>
+            <w:tcW w:w="700" w:type="dxa"/>
+            <w:tcBorders>
+              <w:top w:val="single" w:sz="6" w:space="0" w:color="000000"/>
+              <w:bottom w:val="single" w:sz="6" w:space="0" w:color="000000"/>
+            </w:tcBorders>
+            <w:vAlign w:val="center"/>
+          </w:tcPr>
+          <w:p>
+            <w:pPr>
+              <w:spacing w:after="0" w:line="228" w:lineRule="auto"/>
+              <w:jc w:val="center"/>
+            </w:pPr>
+            <w:r>
+              <w:rPr>
+                <w:sz w:val="17"/>
+                <w:szCs w:val="17"/>
+              </w:rPr>
+              <w:t xml:space="preserve">0.773</w:t>
+            </w:r>
+          </w:p>
+        </w:tc>
+        <w:tc>
+          <w:tcPr>
+            <w:tcW w:w="1450" w:type="dxa"/>
+            <w:tcBorders>
+              <w:top w:val="single" w:sz="6" w:space="0" w:color="000000"/>
+              <w:bottom w:val="single" w:sz="6" w:space="0" w:color="000000"/>
+            </w:tcBorders>
+            <w:vAlign w:val="center"/>
+          </w:tcPr>
+          <w:p>
+            <w:pPr>
+              <w:spacing w:after="0" w:line="228" w:lineRule="auto"/>
+              <w:jc w:val="center"/>
+            </w:pPr>
+            <w:r>
+              <w:rPr>
+                <w:sz w:val="17"/>
+                <w:szCs w:val="17"/>
+              </w:rPr>
+              <w:t xml:space="preserve">+0.168 (0.029)</w:t>
+            </w:r>
+          </w:p>
+          <w:p>
+            <w:pPr>
+              <w:spacing w:after="0" w:line="228" w:lineRule="auto"/>
+              <w:jc w:val="center"/>
+            </w:pPr>
+            <w:r>
+              <w:rPr>
+                <w:sz w:val="17"/>
+                <w:szCs w:val="17"/>
+              </w:rPr>
+              <w:t xml:space="preserve">0.115 to 0.209</w:t>
+            </w:r>
+          </w:p>
+        </w:tc>
+        <w:tc>
+          <w:tcPr>
+            <w:tcW w:w="800" w:type="dxa"/>
+            <w:tcBorders>
+              <w:top w:val="single" w:sz="6" w:space="0" w:color="000000"/>
+              <w:bottom w:val="single" w:sz="6" w:space="0" w:color="000000"/>
+            </w:tcBorders>
+            <w:vAlign w:val="center"/>
+          </w:tcPr>
+          <w:p>
+            <w:pPr>
+              <w:spacing w:after="0" w:line="228" w:lineRule="auto"/>
+              <w:jc w:val="center"/>
+            </w:pPr>
+            <w:r>
+              <w:rPr>
+                <w:sz w:val="17"/>
+                <w:szCs w:val="17"/>
+              </w:rPr>
+              <w:t xml:space="preserve">+0.295</w:t>
+            </w:r>
+          </w:p>
+        </w:tc>
+        <w:tc>
+          <w:tcPr>
+            <w:tcW w:w="800" w:type="dxa"/>
+            <w:tcBorders>
+              <w:top w:val="single" w:sz="6" w:space="0" w:color="000000"/>
+              <w:bottom w:val="single" w:sz="6" w:space="0" w:color="000000"/>
+            </w:tcBorders>
+            <w:vAlign w:val="center"/>
+          </w:tcPr>
+          <w:p>
+            <w:pPr>
+              <w:spacing w:after="0" w:line="228" w:lineRule="auto"/>
+              <w:jc w:val="center"/>
+            </w:pPr>
+            <w:r>
+              <w:rPr>
+                <w:sz w:val="17"/>
+                <w:szCs w:val="17"/>
+              </w:rPr>
+              <w:t xml:space="preserve">+1.64</w:t>
+            </w:r>
+          </w:p>
+        </w:tc>
+        <w:tc>
+          <w:tcPr>
+            <w:tcW w:w="776" w:type="dxa"/>
+            <w:tcBorders>
+              <w:top w:val="single" w:sz="6" w:space="0" w:color="000000"/>
+              <w:bottom w:val="single" w:sz="6" w:space="0" w:color="000000"/>
+            </w:tcBorders>
+            <w:vAlign w:val="center"/>
+          </w:tcPr>
+          <w:p>
+            <w:pPr>
+              <w:spacing w:after="0" w:line="228" w:lineRule="auto"/>
+              <w:jc w:val="center"/>
+            </w:pPr>
+            <w:r>
+              <w:rPr>
+                <w:sz w:val="17"/>
+                <w:szCs w:val="17"/>
+              </w:rPr>
+              <w:t xml:space="preserve">+0.164</w:t>
+            </w:r>
+          </w:p>
+        </w:tc>
+      </w:tr>
+      <w:tr>
+        <w:trPr>
+          <w:cantSplit/>
+          <w:jc w:val="center"/>
+        </w:trPr>
+        <w:tc>
+          <w:tcPr>
+            <w:tcW w:w="1900" w:type="dxa"/>
+            <w:tcBorders>
+              <w:top w:val="single" w:sz="6" w:space="0" w:color="000000"/>
+              <w:bottom w:val="single" w:sz="6" w:space="0" w:color="000000"/>
+            </w:tcBorders>
+            <w:vAlign w:val="center"/>
+          </w:tcPr>
+          <w:p>
+            <w:pPr>
+              <w:spacing w:after="0" w:line="228" w:lineRule="auto"/>
+            </w:pPr>
+            <w:r>
+              <w:rPr>
+                <w:sz w:val="17"/>
+                <w:szCs w:val="17"/>
+              </w:rPr>
+              <w:t xml:space="preserve">Row blocks, ~35 per block</w:t>
+            </w:r>
+          </w:p>
+        </w:tc>
+        <w:tc>
+          <w:tcPr>
+            <w:tcW w:w="1200" w:type="dxa"/>
+            <w:tcBorders>
+              <w:top w:val="single" w:sz="6" w:space="0" w:color="000000"/>
+              <w:bottom w:val="single" w:sz="6" w:space="0" w:color="000000"/>
+            </w:tcBorders>
+            <w:vAlign w:val="center"/>
+          </w:tcPr>
+          <w:p>
+            <w:pPr>
+              <w:spacing w:after="0" w:line="228" w:lineRule="auto"/>
+              <w:jc w:val="center"/>
+            </w:pPr>
+            <w:r>
+              <w:rPr>
+                <w:sz w:val="17"/>
+                <w:szCs w:val="17"/>
+              </w:rPr>
+              <w:t xml:space="preserve">0.852 / 0.825</w:t>
+            </w:r>
+          </w:p>
+        </w:tc>
+        <w:tc>
+          <w:tcPr>
+            <w:tcW w:w="700" w:type="dxa"/>
+            <w:tcBorders>
+              <w:top w:val="single" w:sz="6" w:space="0" w:color="000000"/>
+              <w:bottom w:val="single" w:sz="6" w:space="0" w:color="000000"/>
+            </w:tcBorders>
+            <w:vAlign w:val="center"/>
+          </w:tcPr>
+          <w:p>
+            <w:pPr>
+              <w:spacing w:after="0" w:line="228" w:lineRule="auto"/>
+              <w:jc w:val="center"/>
+            </w:pPr>
+            <w:r>
+              <w:rPr>
+                <w:sz w:val="17"/>
+                <w:szCs w:val="17"/>
+              </w:rPr>
+              <w:t xml:space="preserve">0.902</w:t>
+            </w:r>
+          </w:p>
+        </w:tc>
+        <w:tc>
+          <w:tcPr>
+            <w:tcW w:w="700" w:type="dxa"/>
+            <w:tcBorders>
+              <w:top w:val="single" w:sz="6" w:space="0" w:color="000000"/>
+              <w:bottom w:val="single" w:sz="6" w:space="0" w:color="000000"/>
+            </w:tcBorders>
+            <w:vAlign w:val="center"/>
+          </w:tcPr>
+          <w:p>
+            <w:pPr>
+              <w:spacing w:after="0" w:line="228" w:lineRule="auto"/>
+              <w:jc w:val="center"/>
+            </w:pPr>
+            <w:r>
+              <w:rPr>
+                <w:sz w:val="17"/>
+                <w:szCs w:val="17"/>
+              </w:rPr>
+              <w:t xml:space="preserve">0.950</w:t>
+            </w:r>
+          </w:p>
+        </w:tc>
+        <w:tc>
+          <w:tcPr>
+            <w:tcW w:w="700" w:type="dxa"/>
+            <w:tcBorders>
+              <w:top w:val="single" w:sz="6" w:space="0" w:color="000000"/>
+              <w:bottom w:val="single" w:sz="6" w:space="0" w:color="000000"/>
+            </w:tcBorders>
+            <w:vAlign w:val="center"/>
+          </w:tcPr>
+          <w:p>
+            <w:pPr>
+              <w:spacing w:after="0" w:line="228" w:lineRule="auto"/>
+              <w:jc w:val="center"/>
+            </w:pPr>
+            <w:r>
+              <w:rPr>
+                <w:sz w:val="17"/>
+                <w:szCs w:val="17"/>
+              </w:rPr>
+              <w:t xml:space="preserve">0.767</w:t>
+            </w:r>
+          </w:p>
+        </w:tc>
+        <w:tc>
+          <w:tcPr>
+            <w:tcW w:w="1450" w:type="dxa"/>
+            <w:tcBorders>
+              <w:top w:val="single" w:sz="6" w:space="0" w:color="000000"/>
+              <w:bottom w:val="single" w:sz="6" w:space="0" w:color="000000"/>
+            </w:tcBorders>
+            <w:vAlign w:val="center"/>
+          </w:tcPr>
+          <w:p>
+            <w:pPr>
+              <w:spacing w:after="0" w:line="228" w:lineRule="auto"/>
+              <w:jc w:val="center"/>
+            </w:pPr>
+            <w:r>
+              <w:rPr>
+                <w:sz w:val="17"/>
+                <w:szCs w:val="17"/>
+              </w:rPr>
+              <w:t xml:space="preserve">+0.159 (0.022)</w:t>
+            </w:r>
+          </w:p>
+          <w:p>
+            <w:pPr>
+              <w:spacing w:after="0" w:line="228" w:lineRule="auto"/>
+              <w:jc w:val="center"/>
+            </w:pPr>
+            <w:r>
+              <w:rPr>
+                <w:sz w:val="17"/>
+                <w:szCs w:val="17"/>
+              </w:rPr>
+              <w:t xml:space="preserve">0.121 to 0.202</w:t>
+            </w:r>
+          </w:p>
+        </w:tc>
+        <w:tc>
+          <w:tcPr>
+            <w:tcW w:w="800" w:type="dxa"/>
+            <w:tcBorders>
+              <w:top w:val="single" w:sz="6" w:space="0" w:color="000000"/>
+              <w:bottom w:val="single" w:sz="6" w:space="0" w:color="000000"/>
+            </w:tcBorders>
+            <w:vAlign w:val="center"/>
+          </w:tcPr>
+          <w:p>
+            <w:pPr>
+              <w:spacing w:after="0" w:line="228" w:lineRule="auto"/>
+              <w:jc w:val="center"/>
+            </w:pPr>
+            <w:r>
+              <w:rPr>
+                <w:sz w:val="17"/>
+                <w:szCs w:val="17"/>
+              </w:rPr>
+              <w:t xml:space="preserve">+0.255</w:t>
+            </w:r>
+          </w:p>
+        </w:tc>
+        <w:tc>
+          <w:tcPr>
+            <w:tcW w:w="800" w:type="dxa"/>
+            <w:tcBorders>
+              <w:top w:val="single" w:sz="6" w:space="0" w:color="000000"/>
+              <w:bottom w:val="single" w:sz="6" w:space="0" w:color="000000"/>
+            </w:tcBorders>
+            <w:vAlign w:val="center"/>
+          </w:tcPr>
+          <w:p>
+            <w:pPr>
+              <w:spacing w:after="0" w:line="228" w:lineRule="auto"/>
+              <w:jc w:val="center"/>
+            </w:pPr>
+            <w:r>
+              <w:rPr>
+                <w:sz w:val="17"/>
+                <w:szCs w:val="17"/>
+              </w:rPr>
+              <w:t xml:space="preserve">+1.57</w:t>
+            </w:r>
+          </w:p>
+        </w:tc>
+        <w:tc>
+          <w:tcPr>
+            <w:tcW w:w="776" w:type="dxa"/>
+            <w:tcBorders>
+              <w:top w:val="single" w:sz="6" w:space="0" w:color="000000"/>
+              <w:bottom w:val="single" w:sz="6" w:space="0" w:color="000000"/>
+            </w:tcBorders>
+            <w:vAlign w:val="center"/>
+          </w:tcPr>
+          <w:p>
+            <w:pPr>
+              <w:spacing w:after="0" w:line="228" w:lineRule="auto"/>
+              <w:jc w:val="center"/>
+            </w:pPr>
+            <w:r>
+              <w:rPr>
+                <w:sz w:val="17"/>
+                <w:szCs w:val="17"/>
+              </w:rPr>
+              <w:t xml:space="preserve">+0.143</w:t>
+            </w:r>
+          </w:p>
+        </w:tc>
+      </w:tr>
+      <w:tr>
+        <w:trPr>
+          <w:cantSplit/>
+          <w:jc w:val="center"/>
+        </w:trPr>
+        <w:tc>
+          <w:tcPr>
+            <w:tcW w:w="1900" w:type="dxa"/>
+            <w:tcBorders>
+              <w:top w:val="single" w:sz="6" w:space="0" w:color="000000"/>
+              <w:bottom w:val="single" w:sz="6" w:space="0" w:color="000000"/>
+            </w:tcBorders>
+            <w:vAlign w:val="center"/>
+          </w:tcPr>
+          <w:p>
+            <w:pPr>
+              <w:spacing w:after="0" w:line="228" w:lineRule="auto"/>
+            </w:pPr>
+            <w:r>
+              <w:rPr>
+                <w:sz w:val="17"/>
+                <w:szCs w:val="17"/>
+              </w:rPr>
+              <w:t xml:space="preserve">Row blocks, ~140 per block</w:t>
+            </w:r>
+          </w:p>
+        </w:tc>
+        <w:tc>
+          <w:tcPr>
+            <w:tcW w:w="1200" w:type="dxa"/>
+            <w:tcBorders>
+              <w:top w:val="single" w:sz="6" w:space="0" w:color="000000"/>
+              <w:bottom w:val="single" w:sz="6" w:space="0" w:color="000000"/>
+            </w:tcBorders>
+            <w:vAlign w:val="center"/>
+          </w:tcPr>
+          <w:p>
+            <w:pPr>
+              <w:spacing w:after="0" w:line="228" w:lineRule="auto"/>
+              <w:jc w:val="center"/>
+            </w:pPr>
+            <w:r>
+              <w:rPr>
+                <w:sz w:val="17"/>
+                <w:szCs w:val="17"/>
+              </w:rPr>
+              <w:t xml:space="preserve">0.819 / 0.789</w:t>
+            </w:r>
+          </w:p>
+        </w:tc>
+        <w:tc>
+          <w:tcPr>
+            <w:tcW w:w="700" w:type="dxa"/>
+            <w:tcBorders>
+              <w:top w:val="single" w:sz="6" w:space="0" w:color="000000"/>
+              <w:bottom w:val="single" w:sz="6" w:space="0" w:color="000000"/>
+            </w:tcBorders>
+            <w:vAlign w:val="center"/>
+          </w:tcPr>
+          <w:p>
+            <w:pPr>
+              <w:spacing w:after="0" w:line="228" w:lineRule="auto"/>
+              <w:jc w:val="center"/>
+            </w:pPr>
+            <w:r>
+              <w:rPr>
+                <w:sz w:val="17"/>
+                <w:szCs w:val="17"/>
+              </w:rPr>
+              <w:t xml:space="preserve">0.851</w:t>
+            </w:r>
+          </w:p>
+        </w:tc>
+        <w:tc>
+          <w:tcPr>
+            <w:tcW w:w="700" w:type="dxa"/>
+            <w:tcBorders>
+              <w:top w:val="single" w:sz="6" w:space="0" w:color="000000"/>
+              <w:bottom w:val="single" w:sz="6" w:space="0" w:color="000000"/>
+            </w:tcBorders>
+            <w:vAlign w:val="center"/>
+          </w:tcPr>
+          <w:p>
+            <w:pPr>
+              <w:spacing w:after="0" w:line="228" w:lineRule="auto"/>
+              <w:jc w:val="center"/>
+            </w:pPr>
+            <w:r>
+              <w:rPr>
+                <w:sz w:val="17"/>
+                <w:szCs w:val="17"/>
+              </w:rPr>
+              <w:t xml:space="preserve">0.919</w:t>
+            </w:r>
+          </w:p>
+        </w:tc>
+        <w:tc>
+          <w:tcPr>
+            <w:tcW w:w="700" w:type="dxa"/>
+            <w:tcBorders>
+              <w:top w:val="single" w:sz="6" w:space="0" w:color="000000"/>
+              <w:bottom w:val="single" w:sz="6" w:space="0" w:color="000000"/>
+            </w:tcBorders>
+            <w:vAlign w:val="center"/>
+          </w:tcPr>
+          <w:p>
+            <w:pPr>
+              <w:spacing w:after="0" w:line="228" w:lineRule="auto"/>
+              <w:jc w:val="center"/>
+            </w:pPr>
+            <w:r>
+              <w:rPr>
+                <w:sz w:val="17"/>
+                <w:szCs w:val="17"/>
+              </w:rPr>
+              <w:t xml:space="preserve">0.758</w:t>
+            </w:r>
+          </w:p>
+        </w:tc>
+        <w:tc>
+          <w:tcPr>
+            <w:tcW w:w="1450" w:type="dxa"/>
+            <w:tcBorders>
+              <w:top w:val="single" w:sz="6" w:space="0" w:color="000000"/>
+              <w:bottom w:val="single" w:sz="6" w:space="0" w:color="000000"/>
+            </w:tcBorders>
+            <w:vAlign w:val="center"/>
+          </w:tcPr>
+          <w:p>
+            <w:pPr>
+              <w:spacing w:after="0" w:line="228" w:lineRule="auto"/>
+              <w:jc w:val="center"/>
+            </w:pPr>
+            <w:r>
+              <w:rPr>
+                <w:sz w:val="17"/>
+                <w:szCs w:val="17"/>
+              </w:rPr>
+              <w:t xml:space="preserve">+0.127 (0.026)</w:t>
+            </w:r>
+          </w:p>
+          <w:p>
+            <w:pPr>
+              <w:spacing w:after="0" w:line="228" w:lineRule="auto"/>
+              <w:jc w:val="center"/>
+            </w:pPr>
+            <w:r>
+              <w:rPr>
+                <w:sz w:val="17"/>
+                <w:szCs w:val="17"/>
+              </w:rPr>
+              <w:t xml:space="preserve">0.091 to 0.175</w:t>
+            </w:r>
+          </w:p>
+        </w:tc>
+        <w:tc>
+          <w:tcPr>
+            <w:tcW w:w="800" w:type="dxa"/>
+            <w:tcBorders>
+              <w:top w:val="single" w:sz="6" w:space="0" w:color="000000"/>
+              <w:bottom w:val="single" w:sz="6" w:space="0" w:color="000000"/>
+            </w:tcBorders>
+            <w:vAlign w:val="center"/>
+          </w:tcPr>
+          <w:p>
+            <w:pPr>
+              <w:spacing w:after="0" w:line="228" w:lineRule="auto"/>
+              <w:jc w:val="center"/>
+            </w:pPr>
+            <w:r>
+              <w:rPr>
+                <w:sz w:val="17"/>
+                <w:szCs w:val="17"/>
+              </w:rPr>
+              <w:t xml:space="preserve">+0.217</w:t>
+            </w:r>
+          </w:p>
+        </w:tc>
+        <w:tc>
+          <w:tcPr>
+            <w:tcW w:w="800" w:type="dxa"/>
+            <w:tcBorders>
+              <w:top w:val="single" w:sz="6" w:space="0" w:color="000000"/>
+              <w:bottom w:val="single" w:sz="6" w:space="0" w:color="000000"/>
+            </w:tcBorders>
+            <w:vAlign w:val="center"/>
+          </w:tcPr>
+          <w:p>
+            <w:pPr>
+              <w:spacing w:after="0" w:line="228" w:lineRule="auto"/>
+              <w:jc w:val="center"/>
+            </w:pPr>
+            <w:r>
+              <w:rPr>
+                <w:sz w:val="17"/>
+                <w:szCs w:val="17"/>
+              </w:rPr>
+              <w:t xml:space="preserve">+1.57</w:t>
+            </w:r>
+          </w:p>
+        </w:tc>
+        <w:tc>
+          <w:tcPr>
+            <w:tcW w:w="776" w:type="dxa"/>
+            <w:tcBorders>
+              <w:top w:val="single" w:sz="6" w:space="0" w:color="000000"/>
+              <w:bottom w:val="single" w:sz="6" w:space="0" w:color="000000"/>
+            </w:tcBorders>
+            <w:vAlign w:val="center"/>
+          </w:tcPr>
+          <w:p>
+            <w:pPr>
+              <w:spacing w:after="0" w:line="228" w:lineRule="auto"/>
+              <w:jc w:val="center"/>
+            </w:pPr>
+            <w:r>
+              <w:rPr>
+                <w:sz w:val="17"/>
+                <w:szCs w:val="17"/>
+              </w:rPr>
+              <w:t xml:space="preserve">+0.098</w:t>
+            </w:r>
+          </w:p>
+        </w:tc>
+      </w:tr>
+      <w:tr>
+        <w:trPr>
+          <w:cantSplit/>
+          <w:jc w:val="center"/>
+        </w:trPr>
+        <w:tc>
+          <w:tcPr>
+            <w:tcW w:w="1900" w:type="dxa"/>
+            <w:tcBorders>
+              <w:top w:val="single" w:sz="6" w:space="0" w:color="000000"/>
+              <w:bottom w:val="single" w:sz="6" w:space="0" w:color="000000"/>
+            </w:tcBorders>
+            <w:vAlign w:val="center"/>
+          </w:tcPr>
+          <w:p>
+            <w:pPr>
+              <w:spacing w:after="0" w:line="228" w:lineRule="auto"/>
+            </w:pPr>
+            <w:r>
+              <w:rPr>
+                <w:sz w:val="17"/>
+                <w:szCs w:val="17"/>
+              </w:rPr>
+              <w:t xml:space="preserve">Row blocks, calibrated to captures</w:t>
+            </w:r>
+          </w:p>
+        </w:tc>
+        <w:tc>
+          <w:tcPr>
+            <w:tcW w:w="1200" w:type="dxa"/>
+            <w:tcBorders>
+              <w:top w:val="single" w:sz="6" w:space="0" w:color="000000"/>
+              <w:bottom w:val="single" w:sz="6" w:space="0" w:color="000000"/>
+            </w:tcBorders>
+            <w:vAlign w:val="center"/>
+          </w:tcPr>
+          <w:p>
+            <w:pPr>
+              <w:spacing w:after="0" w:line="228" w:lineRule="auto"/>
+              <w:jc w:val="center"/>
+            </w:pPr>
+            <w:r>
+              <w:rPr>
+                <w:sz w:val="17"/>
+                <w:szCs w:val="17"/>
+              </w:rPr>
+              <w:t xml:space="preserve">0.848 / 0.785</w:t>
+            </w:r>
+          </w:p>
+        </w:tc>
+        <w:tc>
+          <w:tcPr>
+            <w:tcW w:w="700" w:type="dxa"/>
+            <w:tcBorders>
+              <w:top w:val="single" w:sz="6" w:space="0" w:color="000000"/>
+              <w:bottom w:val="single" w:sz="6" w:space="0" w:color="000000"/>
+            </w:tcBorders>
+            <w:vAlign w:val="center"/>
+          </w:tcPr>
+          <w:p>
+            <w:pPr>
+              <w:spacing w:after="0" w:line="228" w:lineRule="auto"/>
+              <w:jc w:val="center"/>
+            </w:pPr>
+            <w:r>
+              <w:rPr>
+                <w:sz w:val="17"/>
+                <w:szCs w:val="17"/>
+              </w:rPr>
+              <w:t xml:space="preserve">0.884</w:t>
+            </w:r>
+          </w:p>
+        </w:tc>
+        <w:tc>
+          <w:tcPr>
+            <w:tcW w:w="700" w:type="dxa"/>
+            <w:tcBorders>
+              <w:top w:val="single" w:sz="6" w:space="0" w:color="000000"/>
+              <w:bottom w:val="single" w:sz="6" w:space="0" w:color="000000"/>
+            </w:tcBorders>
+            <w:vAlign w:val="center"/>
+          </w:tcPr>
+          <w:p>
+            <w:pPr>
+              <w:spacing w:after="0" w:line="228" w:lineRule="auto"/>
+              <w:jc w:val="center"/>
+            </w:pPr>
+            <w:r>
+              <w:rPr>
+                <w:sz w:val="17"/>
+                <w:szCs w:val="17"/>
+              </w:rPr>
+              <w:t xml:space="preserve">0.906</w:t>
+            </w:r>
+          </w:p>
+        </w:tc>
+        <w:tc>
+          <w:tcPr>
+            <w:tcW w:w="700" w:type="dxa"/>
+            <w:tcBorders>
+              <w:top w:val="single" w:sz="6" w:space="0" w:color="000000"/>
+              <w:bottom w:val="single" w:sz="6" w:space="0" w:color="000000"/>
+            </w:tcBorders>
+            <w:vAlign w:val="center"/>
+          </w:tcPr>
+          <w:p>
+            <w:pPr>
+              <w:spacing w:after="0" w:line="228" w:lineRule="auto"/>
+              <w:jc w:val="center"/>
+            </w:pPr>
+            <w:r>
+              <w:rPr>
+                <w:sz w:val="17"/>
+                <w:szCs w:val="17"/>
+              </w:rPr>
+              <w:t xml:space="preserve">0.743</w:t>
+            </w:r>
+          </w:p>
+        </w:tc>
+        <w:tc>
+          <w:tcPr>
+            <w:tcW w:w="1450" w:type="dxa"/>
+            <w:tcBorders>
+              <w:top w:val="single" w:sz="6" w:space="0" w:color="000000"/>
+              <w:bottom w:val="single" w:sz="6" w:space="0" w:color="000000"/>
+            </w:tcBorders>
+            <w:vAlign w:val="center"/>
+          </w:tcPr>
+          <w:p>
+            <w:pPr>
+              <w:spacing w:after="0" w:line="228" w:lineRule="auto"/>
+              <w:jc w:val="center"/>
+            </w:pPr>
+            <w:r>
+              <w:rPr>
+                <w:sz w:val="17"/>
+                <w:szCs w:val="17"/>
+              </w:rPr>
+              <w:t xml:space="preserve">+0.153 (0.030)</w:t>
+            </w:r>
+          </w:p>
+          <w:p>
+            <w:pPr>
+              <w:spacing w:after="0" w:line="228" w:lineRule="auto"/>
+              <w:jc w:val="center"/>
+            </w:pPr>
+            <w:r>
+              <w:rPr>
+                <w:sz w:val="17"/>
+                <w:szCs w:val="17"/>
+              </w:rPr>
+              <w:t xml:space="preserve">0.105 to 0.193</w:t>
+            </w:r>
+          </w:p>
+        </w:tc>
+        <w:tc>
+          <w:tcPr>
+            <w:tcW w:w="800" w:type="dxa"/>
+            <w:tcBorders>
+              <w:top w:val="single" w:sz="6" w:space="0" w:color="000000"/>
+              <w:bottom w:val="single" w:sz="6" w:space="0" w:color="000000"/>
+            </w:tcBorders>
+            <w:vAlign w:val="center"/>
+          </w:tcPr>
+          <w:p>
+            <w:pPr>
+              <w:spacing w:after="0" w:line="228" w:lineRule="auto"/>
+              <w:jc w:val="center"/>
+            </w:pPr>
+            <w:r>
+              <w:rPr>
+                <w:sz w:val="17"/>
+                <w:szCs w:val="17"/>
+              </w:rPr>
+              <w:t xml:space="preserve">+0.226</w:t>
+            </w:r>
+          </w:p>
+        </w:tc>
+        <w:tc>
+          <w:tcPr>
+            <w:tcW w:w="800" w:type="dxa"/>
+            <w:tcBorders>
+              <w:top w:val="single" w:sz="6" w:space="0" w:color="000000"/>
+              <w:bottom w:val="single" w:sz="6" w:space="0" w:color="000000"/>
+            </w:tcBorders>
+            <w:vAlign w:val="center"/>
+          </w:tcPr>
+          <w:p>
+            <w:pPr>
+              <w:spacing w:after="0" w:line="228" w:lineRule="auto"/>
+              <w:jc w:val="center"/>
+            </w:pPr>
+            <w:r>
+              <w:rPr>
+                <w:sz w:val="17"/>
+                <w:szCs w:val="17"/>
+              </w:rPr>
+              <w:t xml:space="preserve">+1.57</w:t>
+            </w:r>
+          </w:p>
+        </w:tc>
+        <w:tc>
+          <w:tcPr>
+            <w:tcW w:w="776" w:type="dxa"/>
+            <w:tcBorders>
+              <w:top w:val="single" w:sz="6" w:space="0" w:color="000000"/>
+              <w:bottom w:val="single" w:sz="6" w:space="0" w:color="000000"/>
+            </w:tcBorders>
+            <w:vAlign w:val="center"/>
+          </w:tcPr>
+          <w:p>
+            <w:pPr>
+              <w:spacing w:after="0" w:line="228" w:lineRule="auto"/>
+              <w:jc w:val="center"/>
+            </w:pPr>
+            <w:r>
+              <w:rPr>
+                <w:sz w:val="17"/>
+                <w:szCs w:val="17"/>
+              </w:rPr>
+              <w:t xml:space="preserve">+0.130</w:t>
+            </w:r>
+          </w:p>
+        </w:tc>
+      </w:tr>
+      <w:tr>
+        <w:trPr>
+          <w:cantSplit/>
+          <w:jc w:val="center"/>
+        </w:trPr>
+        <w:tc>
+          <w:tcPr>
+            <w:tcW w:w="1900" w:type="dxa"/>
+            <w:tcBorders>
+              <w:top w:val="single" w:sz="6" w:space="0" w:color="000000"/>
+              <w:bottom w:val="single" w:sz="6" w:space="0" w:color="000000"/>
+            </w:tcBorders>
+            <w:vAlign w:val="center"/>
+          </w:tcPr>
+          <w:p>
+            <w:pPr>
+              <w:spacing w:after="0" w:line="228" w:lineRule="auto"/>
+            </w:pPr>
+            <w:r>
+              <w:rPr>
+                <w:sz w:val="17"/>
+                <w:szCs w:val="17"/>
+              </w:rPr>
+              <w:t xml:space="preserve">Row blocks, first vs second half</w:t>
+            </w:r>
+          </w:p>
+        </w:tc>
+        <w:tc>
+          <w:tcPr>
+            <w:tcW w:w="1200" w:type="dxa"/>
+            <w:tcBorders>
+              <w:top w:val="single" w:sz="6" w:space="0" w:color="000000"/>
+              <w:bottom w:val="single" w:sz="6" w:space="0" w:color="000000"/>
+            </w:tcBorders>
+            <w:vAlign w:val="center"/>
+          </w:tcPr>
+          <w:p>
+            <w:pPr>
+              <w:spacing w:after="0" w:line="228" w:lineRule="auto"/>
+              <w:jc w:val="center"/>
+            </w:pPr>
+            <w:r>
+              <w:rPr>
+                <w:sz w:val="17"/>
+                <w:szCs w:val="17"/>
+              </w:rPr>
+              <w:t xml:space="preserve">0.779 / 0.732</w:t>
+            </w:r>
+          </w:p>
+        </w:tc>
+        <w:tc>
+          <w:tcPr>
+            <w:tcW w:w="700" w:type="dxa"/>
+            <w:tcBorders>
+              <w:top w:val="single" w:sz="6" w:space="0" w:color="000000"/>
+              <w:bottom w:val="single" w:sz="6" w:space="0" w:color="000000"/>
+            </w:tcBorders>
+            <w:vAlign w:val="center"/>
+          </w:tcPr>
+          <w:p>
+            <w:pPr>
+              <w:spacing w:after="0" w:line="228" w:lineRule="auto"/>
+              <w:jc w:val="center"/>
+            </w:pPr>
+            <w:r>
+              <w:rPr>
+                <w:sz w:val="17"/>
+                <w:szCs w:val="17"/>
+              </w:rPr>
+              <w:t xml:space="preserve">0.803</w:t>
+            </w:r>
+          </w:p>
+        </w:tc>
+        <w:tc>
+          <w:tcPr>
+            <w:tcW w:w="700" w:type="dxa"/>
+            <w:tcBorders>
+              <w:top w:val="single" w:sz="6" w:space="0" w:color="000000"/>
+              <w:bottom w:val="single" w:sz="6" w:space="0" w:color="000000"/>
+            </w:tcBorders>
+            <w:vAlign w:val="center"/>
+          </w:tcPr>
+          <w:p>
+            <w:pPr>
+              <w:spacing w:after="0" w:line="228" w:lineRule="auto"/>
+              <w:jc w:val="center"/>
+            </w:pPr>
+            <w:r>
+              <w:rPr>
+                <w:sz w:val="17"/>
+                <w:szCs w:val="17"/>
+              </w:rPr>
+              <w:t xml:space="preserve">0.868</w:t>
+            </w:r>
+          </w:p>
+        </w:tc>
+        <w:tc>
+          <w:tcPr>
+            <w:tcW w:w="700" w:type="dxa"/>
+            <w:tcBorders>
+              <w:top w:val="single" w:sz="6" w:space="0" w:color="000000"/>
+              <w:bottom w:val="single" w:sz="6" w:space="0" w:color="000000"/>
+            </w:tcBorders>
+            <w:vAlign w:val="center"/>
+          </w:tcPr>
+          <w:p>
+            <w:pPr>
+              <w:spacing w:after="0" w:line="228" w:lineRule="auto"/>
+              <w:jc w:val="center"/>
+            </w:pPr>
+            <w:r>
+              <w:rPr>
+                <w:sz w:val="17"/>
+                <w:szCs w:val="17"/>
+              </w:rPr>
+              <w:t xml:space="preserve">0.742</w:t>
+            </w:r>
+          </w:p>
+        </w:tc>
+        <w:tc>
+          <w:tcPr>
+            <w:tcW w:w="1450" w:type="dxa"/>
+            <w:tcBorders>
+              <w:top w:val="single" w:sz="6" w:space="0" w:color="000000"/>
+              <w:bottom w:val="single" w:sz="6" w:space="0" w:color="000000"/>
+            </w:tcBorders>
+            <w:vAlign w:val="center"/>
+          </w:tcPr>
+          <w:p>
+            <w:pPr>
+              <w:spacing w:after="0" w:line="228" w:lineRule="auto"/>
+              <w:jc w:val="center"/>
+            </w:pPr>
+            <w:r>
+              <w:rPr>
+                <w:sz w:val="17"/>
+                <w:szCs w:val="17"/>
+              </w:rPr>
+              <w:t xml:space="preserve">+0.093 (0.027)</w:t>
+            </w:r>
+          </w:p>
+          <w:p>
+            <w:pPr>
+              <w:spacing w:after="0" w:line="228" w:lineRule="auto"/>
+              <w:jc w:val="center"/>
+            </w:pPr>
+            <w:r>
+              <w:rPr>
+                <w:sz w:val="17"/>
+                <w:szCs w:val="17"/>
+              </w:rPr>
+              <w:t xml:space="preserve">0.045 to 0.143</w:t>
+            </w:r>
+          </w:p>
+        </w:tc>
+        <w:tc>
+          <w:tcPr>
+            <w:tcW w:w="800" w:type="dxa"/>
+            <w:tcBorders>
+              <w:top w:val="single" w:sz="6" w:space="0" w:color="000000"/>
+              <w:bottom w:val="single" w:sz="6" w:space="0" w:color="000000"/>
+            </w:tcBorders>
+            <w:vAlign w:val="center"/>
+          </w:tcPr>
+          <w:p>
+            <w:pPr>
+              <w:spacing w:after="0" w:line="228" w:lineRule="auto"/>
+              <w:jc w:val="center"/>
+            </w:pPr>
+            <w:r>
+              <w:rPr>
+                <w:sz w:val="17"/>
+                <w:szCs w:val="17"/>
+              </w:rPr>
+              <w:t xml:space="preserve">+0.046</w:t>
+            </w:r>
+          </w:p>
+        </w:tc>
+        <w:tc>
+          <w:tcPr>
+            <w:tcW w:w="800" w:type="dxa"/>
+            <w:tcBorders>
+              <w:top w:val="single" w:sz="6" w:space="0" w:color="000000"/>
+              <w:bottom w:val="single" w:sz="6" w:space="0" w:color="000000"/>
+            </w:tcBorders>
+            <w:vAlign w:val="center"/>
+          </w:tcPr>
+          <w:p>
+            <w:pPr>
+              <w:spacing w:after="0" w:line="228" w:lineRule="auto"/>
+              <w:jc w:val="center"/>
+            </w:pPr>
+            <w:r>
+              <w:rPr>
+                <w:sz w:val="17"/>
+                <w:szCs w:val="17"/>
+              </w:rPr>
+              <w:t xml:space="preserve">+0.27</w:t>
+            </w:r>
+          </w:p>
+        </w:tc>
+        <w:tc>
+          <w:tcPr>
+            <w:tcW w:w="776" w:type="dxa"/>
+            <w:tcBorders>
+              <w:top w:val="single" w:sz="6" w:space="0" w:color="000000"/>
+              <w:bottom w:val="single" w:sz="6" w:space="0" w:color="000000"/>
+            </w:tcBorders>
+            <w:vAlign w:val="center"/>
+          </w:tcPr>
+          <w:p>
+            <w:pPr>
+              <w:spacing w:after="0" w:line="228" w:lineRule="auto"/>
+              <w:jc w:val="center"/>
+            </w:pPr>
+            <w:r>
+              <w:rPr>
+                <w:sz w:val="17"/>
+                <w:szCs w:val="17"/>
+              </w:rPr>
+              <w:t xml:space="preserve">+0.065</w:t>
             </w:r>
           </w:p>
         </w:tc>
@@ -15470,7 +17747,7 @@
           <w:sz w:val="17"/>
           <w:szCs w:val="17"/>
         </w:rPr>
-        <w:t xml:space="preserve"> is the mean within value minus the cross value, averaged over repeats; SD and range describe its spread over repeats and are not standard errors. Half-model F1 is macro F1 on the repeat's test partition. Grouped designs keep whole k-means clusters (fitted within class on log(x + 2)-standardised features) in one half of the training data; the calibrated design sets the number of clusters per class to its number of capture files (Section IV-D). The null pools flows within class across contexts and reassigns them at random to pseudo-contexts with the original class counts. Random Forest half-models are explained on 800 test records per repeat.</w:t>
+        <w:t xml:space="preserve"> is the mean within value minus the cross value, averaged over repeats; SD and range describe its spread over repeats and are not standard errors. Half-model F1 is macro F1 on the repeat's test partition. Grouped designs keep whole k-means clusters (fitted within class on log(x + 2)-standardised features) in one half of the training data; the calibrated design sets the number of clusters per class to its number of capture files (Section IV-D). Row-block designs keep whole blocks of consecutive rows of the original ARFF files (within class) in one half. The null pools flows within class across contexts and reassigns them at random to pseudo-contexts with the original class counts. Random Forest half-models are explained on 800 test records per repeat.</w:t>
       </w:r>
     </w:p>
     <w:p xmlns:a="http://schemas.openxmlformats.org/drawingml/2006/main" xmlns:pic="http://schemas.openxmlformats.org/drawingml/2006/picture">
@@ -15485,7 +17762,7 @@
         </w:rPr>
         <w:drawing>
           <wp:inline distT="0" distB="0" distL="0" distR="0">
-            <wp:extent cx="5715000" cy="2271309"/>
+            <wp:extent cx="5715000" cy="4149943"/>
             <wp:effectExtent l="0" t="0" r="0" b="0"/>
             <wp:docPr id="907" name="Figure 7"/>
             <wp:cNvGraphicFramePr>
@@ -15509,7 +17786,7 @@
                   <pic:spPr bwMode="auto">
                     <a:xfrm>
                       <a:off x="0" y="0"/>
-                      <a:ext cx="5715000" cy="2271309"/>
+                      <a:ext cx="5715000" cy="4149943"/>
                     </a:xfrm>
                     <a:prstGeom prst="rect">
                       <a:avLst/>
@@ -15543,7 +17820,7 @@
           <w:sz w:val="20"/>
           <w:szCs w:val="20"/>
         </w:rPr>
-        <w:t xml:space="preserve">Within-context (green) and cross-context (purple) Spearman agreement for each repeat of the six reference designs, with means as bars. The gap </w:t>
+        <w:t xml:space="preserve">Within-context (green) and cross-context (purple) Spearman agreement for each repeat of the eleven reference designs, with means as bars. The gap </w:t>
       </w:r>
       <m:oMath>
         <m:r>
@@ -18813,7 +21090,7 @@
         <w:jc w:val="both"/>
       </w:pPr>
       <w:r>
-        <w:t xml:space="preserve">Under flow-level random halves, VPN rankings agree more with each other than Non-VPN rankings do (XGBoost 0.964 against 0.943; Random Forest 0.976 against 0.928), although VPN accuracy is lower. The pattern does not hold under grouping. With clusters of about 140 flows, within-VPN agreement falls below within-Non-VPN agreement for both models (0.740 against 0.804, and 0.431 against 0.612), and Random Forest already shows the reversal at about ten flows per cluster. The capture counts of Section IV-D point the same way: a VPN capture contributes several times more flows than a Non-VPN capture, so random halves of VPN data share more related flows. The apparent steadiness of VPN explanations therefore seems to come from redundancy among related VPN flows, more than from any stability of the VPN explanation itself. Class balance may also contribute, since the rarest VPN class holds 4.6% of training flows against 2.7% for Non-VPN MAIL, and rare classes produce noisier attributions.</w:t>
+        <w:t xml:space="preserve">Under flow-level random halves, VPN rankings agree more with each other than Non-VPN rankings do (XGBoost 0.964 against 0.943; Random Forest 0.976 against 0.928), although VPN accuracy is lower. The pattern does not hold under grouping. With clusters of about 140 flows, within-VPN agreement falls below within-Non-VPN agreement for both models (0.740 against 0.804, and 0.431 against 0.612), and Random Forest already shows the reversal at about ten flows per cluster. With blocks of consecutive rows, however, VPN rankings remain the steadier ones (calibrated blocks: 0.942 against 0.919 for XGBoost, 0.906 against 0.884 for Random Forest), so the reversal depends on the kind of grouping. The capture counts of Section IV-D point the same way: a VPN capture contributes several times more flows than a Non-VPN capture, so random halves of VPN data share more related flows. Part of the apparent steadiness of VPN explanations may therefore come from redundancy among related VPN flows rather than from any stability of the VPN explanation itself. Class balance may also contribute, since the rarest VPN class holds 4.6% of training flows against 2.7% for Non-VPN MAIL, and rare classes produce noisier attributions.</w:t>
       </w:r>
     </w:p>
     <w:p>
@@ -19788,7 +22065,7 @@
         <w:jc w:val="both"/>
       </w:pPr>
       <w:r>
-        <w:t xml:space="preserve">Grouping the training data affects the family-level gaps differently from the feature-level ones. For Random Forest the summed-family gap falls from 0.112 to +0.005 with clusters of about ten flows. For XGBoost it does not shrink at that setting (0.075 with random halves and 0.077 with clusters of about ten flows; 0.099 and 0.091 for the correlation clusters), and falls only with clusters of about 35 flows (0.014) or under the calibrated grouping (+0.016). Part of the XGBoost difference between contexts thus survives fine grouping at the level of families even though it shrinks at the level of single features, so redundancy among related flows does not explain all of it. Statements in this paper about the gap shrinking under grouping refer to the feature level. Family summaries are useful only together with their grouping rule and family sizes.</w:t>
+        <w:t xml:space="preserve">Grouping the training data affects the family-level gaps differently from the feature-level ones. For Random Forest the summed-family gap falls from 0.112 to +0.005 with clusters of about ten flows. For XGBoost it does not shrink at that setting (0.075 with random halves and 0.077 with clusters of about ten flows; 0.099 and 0.091 for the correlation clusters), and falls only with clusters of about 35 flows (0.014) or under the calibrated grouping (+0.016). Under blocks of consecutive rows the summed-family gaps stay between +0.016 and +0.116 for both models. Part of the XGBoost difference between contexts thus survives fine grouping at the level of families even though it shrinks at the level of single features, so redundancy among related flows does not explain all of it. Statements in this paper about the gap shrinking under grouping refer to the feature level. Family summaries are useful only together with their grouping rule and family sizes.</w:t>
       </w:r>
     </w:p>
     <w:p>
@@ -27410,6 +29687,357 @@
             <w:pPr>
               <w:spacing w:after="0" w:line="228" w:lineRule="auto"/>
             </w:pPr>
+            <m:oMath>
+              <m:r>
+                <w:rPr>
+                  <w:rFonts w:ascii="Cambria Math" w:hAnsi="Cambria Math"/>
+                  <w:sz w:val="17"/>
+                  <w:szCs w:val="17"/>
+                </w:rPr>
+                <m:t>Δ</m:t>
+              </m:r>
+            </m:oMath>
+            <m:oMath>
+              <m:r>
+                <w:rPr>
+                  <w:rFonts w:ascii="Cambria Math" w:hAnsi="Cambria Math"/>
+                  <w:sz w:val="17"/>
+                  <w:szCs w:val="17"/>
+                </w:rPr>
+                <m:t>ρ</m:t>
+              </m:r>
+            </m:oMath>
+            <w:r>
+              <w:rPr>
+                <w:sz w:val="17"/>
+                <w:szCs w:val="17"/>
+              </w:rPr>
+              <w:t xml:space="preserve">, row blocks ~10 / ~35 / ~140 per block</w:t>
+            </w:r>
+          </w:p>
+        </w:tc>
+        <w:tc>
+          <w:tcPr>
+            <w:tcW w:w="1950" w:type="dxa"/>
+            <w:tcBorders>
+              <w:top w:val="single" w:sz="6" w:space="0" w:color="000000"/>
+              <w:bottom w:val="single" w:sz="6" w:space="0" w:color="000000"/>
+            </w:tcBorders>
+            <w:vAlign w:val="center"/>
+          </w:tcPr>
+          <w:p>
+            <w:pPr>
+              <w:spacing w:after="0" w:line="228" w:lineRule="auto"/>
+              <w:jc w:val="center"/>
+            </w:pPr>
+            <w:r>
+              <w:rPr>
+                <w:sz w:val="17"/>
+                <w:szCs w:val="17"/>
+              </w:rPr>
+              <w:t xml:space="preserve">+0.168 / +0.159 / +0.127</w:t>
+            </w:r>
+          </w:p>
+        </w:tc>
+        <w:tc>
+          <w:tcPr>
+            <w:tcW w:w="1950" w:type="dxa"/>
+            <w:tcBorders>
+              <w:top w:val="single" w:sz="6" w:space="0" w:color="000000"/>
+              <w:bottom w:val="single" w:sz="6" w:space="0" w:color="000000"/>
+            </w:tcBorders>
+            <w:vAlign w:val="center"/>
+          </w:tcPr>
+          <w:p>
+            <w:pPr>
+              <w:spacing w:after="0" w:line="228" w:lineRule="auto"/>
+              <w:jc w:val="center"/>
+            </w:pPr>
+            <w:r>
+              <w:rPr>
+                <w:sz w:val="17"/>
+                <w:szCs w:val="17"/>
+              </w:rPr>
+              <w:t xml:space="preserve">+0.113 / +0.111 / +0.079</w:t>
+            </w:r>
+          </w:p>
+        </w:tc>
+        <w:tc>
+          <w:tcPr>
+            <w:tcW w:w="826" w:type="dxa"/>
+            <w:tcBorders>
+              <w:top w:val="single" w:sz="6" w:space="0" w:color="000000"/>
+              <w:bottom w:val="single" w:sz="6" w:space="0" w:color="000000"/>
+            </w:tcBorders>
+            <w:vAlign w:val="center"/>
+          </w:tcPr>
+          <w:p>
+            <w:pPr>
+              <w:spacing w:after="0" w:line="228" w:lineRule="auto"/>
+              <w:jc w:val="center"/>
+            </w:pPr>
+            <w:r>
+              <w:rPr>
+                <w:sz w:val="17"/>
+                <w:szCs w:val="17"/>
+              </w:rPr>
+              <w:t xml:space="preserve">VI-C</w:t>
+            </w:r>
+          </w:p>
+        </w:tc>
+      </w:tr>
+      <w:tr>
+        <w:trPr>
+          <w:cantSplit/>
+          <w:jc w:val="center"/>
+        </w:trPr>
+        <w:tc>
+          <w:tcPr>
+            <w:tcW w:w="4300" w:type="dxa"/>
+            <w:tcBorders>
+              <w:top w:val="single" w:sz="6" w:space="0" w:color="000000"/>
+              <w:bottom w:val="single" w:sz="6" w:space="0" w:color="000000"/>
+            </w:tcBorders>
+            <w:vAlign w:val="center"/>
+          </w:tcPr>
+          <w:p>
+            <w:pPr>
+              <w:spacing w:after="0" w:line="228" w:lineRule="auto"/>
+            </w:pPr>
+            <m:oMath>
+              <m:r>
+                <w:rPr>
+                  <w:rFonts w:ascii="Cambria Math" w:hAnsi="Cambria Math"/>
+                  <w:sz w:val="17"/>
+                  <w:szCs w:val="17"/>
+                </w:rPr>
+                <m:t>Δ</m:t>
+              </m:r>
+            </m:oMath>
+            <m:oMath>
+              <m:r>
+                <w:rPr>
+                  <w:rFonts w:ascii="Cambria Math" w:hAnsi="Cambria Math"/>
+                  <w:sz w:val="17"/>
+                  <w:szCs w:val="17"/>
+                </w:rPr>
+                <m:t>ρ</m:t>
+              </m:r>
+            </m:oMath>
+            <w:r>
+              <w:rPr>
+                <w:sz w:val="17"/>
+                <w:szCs w:val="17"/>
+              </w:rPr>
+              <w:t xml:space="preserve">, row blocks calibrated to captures (SD)</w:t>
+            </w:r>
+          </w:p>
+        </w:tc>
+        <w:tc>
+          <w:tcPr>
+            <w:tcW w:w="1950" w:type="dxa"/>
+            <w:tcBorders>
+              <w:top w:val="single" w:sz="6" w:space="0" w:color="000000"/>
+              <w:bottom w:val="single" w:sz="6" w:space="0" w:color="000000"/>
+            </w:tcBorders>
+            <w:vAlign w:val="center"/>
+          </w:tcPr>
+          <w:p>
+            <w:pPr>
+              <w:spacing w:after="0" w:line="228" w:lineRule="auto"/>
+              <w:jc w:val="center"/>
+            </w:pPr>
+            <w:r>
+              <w:rPr>
+                <w:sz w:val="17"/>
+                <w:szCs w:val="17"/>
+              </w:rPr>
+              <w:t xml:space="preserve">+0.153 (0.030)</w:t>
+            </w:r>
+          </w:p>
+        </w:tc>
+        <w:tc>
+          <w:tcPr>
+            <w:tcW w:w="1950" w:type="dxa"/>
+            <w:tcBorders>
+              <w:top w:val="single" w:sz="6" w:space="0" w:color="000000"/>
+              <w:bottom w:val="single" w:sz="6" w:space="0" w:color="000000"/>
+            </w:tcBorders>
+            <w:vAlign w:val="center"/>
+          </w:tcPr>
+          <w:p>
+            <w:pPr>
+              <w:spacing w:after="0" w:line="228" w:lineRule="auto"/>
+              <w:jc w:val="center"/>
+            </w:pPr>
+            <w:r>
+              <w:rPr>
+                <w:sz w:val="17"/>
+                <w:szCs w:val="17"/>
+              </w:rPr>
+              <w:t xml:space="preserve">+0.074 (0.015)</w:t>
+            </w:r>
+          </w:p>
+        </w:tc>
+        <w:tc>
+          <w:tcPr>
+            <w:tcW w:w="826" w:type="dxa"/>
+            <w:tcBorders>
+              <w:top w:val="single" w:sz="6" w:space="0" w:color="000000"/>
+              <w:bottom w:val="single" w:sz="6" w:space="0" w:color="000000"/>
+            </w:tcBorders>
+            <w:vAlign w:val="center"/>
+          </w:tcPr>
+          <w:p>
+            <w:pPr>
+              <w:spacing w:after="0" w:line="228" w:lineRule="auto"/>
+              <w:jc w:val="center"/>
+            </w:pPr>
+            <w:r>
+              <w:rPr>
+                <w:sz w:val="17"/>
+                <w:szCs w:val="17"/>
+              </w:rPr>
+              <w:t xml:space="preserve">VI-C</w:t>
+            </w:r>
+          </w:p>
+        </w:tc>
+      </w:tr>
+      <w:tr>
+        <w:trPr>
+          <w:cantSplit/>
+          <w:jc w:val="center"/>
+        </w:trPr>
+        <w:tc>
+          <w:tcPr>
+            <w:tcW w:w="4300" w:type="dxa"/>
+            <w:tcBorders>
+              <w:top w:val="single" w:sz="6" w:space="0" w:color="000000"/>
+              <w:bottom w:val="single" w:sz="6" w:space="0" w:color="000000"/>
+            </w:tcBorders>
+            <w:vAlign w:val="center"/>
+          </w:tcPr>
+          <w:p>
+            <w:pPr>
+              <w:spacing w:after="0" w:line="228" w:lineRule="auto"/>
+            </w:pPr>
+            <m:oMath>
+              <m:r>
+                <w:rPr>
+                  <w:rFonts w:ascii="Cambria Math" w:hAnsi="Cambria Math"/>
+                  <w:sz w:val="17"/>
+                  <w:szCs w:val="17"/>
+                </w:rPr>
+                <m:t>Δ</m:t>
+              </m:r>
+            </m:oMath>
+            <m:oMath>
+              <m:r>
+                <w:rPr>
+                  <w:rFonts w:ascii="Cambria Math" w:hAnsi="Cambria Math"/>
+                  <w:sz w:val="17"/>
+                  <w:szCs w:val="17"/>
+                </w:rPr>
+                <m:t>ρ</m:t>
+              </m:r>
+            </m:oMath>
+            <w:r>
+              <w:rPr>
+                <w:sz w:val="17"/>
+                <w:szCs w:val="17"/>
+              </w:rPr>
+              <w:t xml:space="preserve">, row blocks first vs second half (SD)</w:t>
+            </w:r>
+          </w:p>
+        </w:tc>
+        <w:tc>
+          <w:tcPr>
+            <w:tcW w:w="1950" w:type="dxa"/>
+            <w:tcBorders>
+              <w:top w:val="single" w:sz="6" w:space="0" w:color="000000"/>
+              <w:bottom w:val="single" w:sz="6" w:space="0" w:color="000000"/>
+            </w:tcBorders>
+            <w:vAlign w:val="center"/>
+          </w:tcPr>
+          <w:p>
+            <w:pPr>
+              <w:spacing w:after="0" w:line="228" w:lineRule="auto"/>
+              <w:jc w:val="center"/>
+            </w:pPr>
+            <w:r>
+              <w:rPr>
+                <w:sz w:val="17"/>
+                <w:szCs w:val="17"/>
+              </w:rPr>
+              <w:t xml:space="preserve">+0.093 (0.027)</w:t>
+            </w:r>
+          </w:p>
+        </w:tc>
+        <w:tc>
+          <w:tcPr>
+            <w:tcW w:w="1950" w:type="dxa"/>
+            <w:tcBorders>
+              <w:top w:val="single" w:sz="6" w:space="0" w:color="000000"/>
+              <w:bottom w:val="single" w:sz="6" w:space="0" w:color="000000"/>
+            </w:tcBorders>
+            <w:vAlign w:val="center"/>
+          </w:tcPr>
+          <w:p>
+            <w:pPr>
+              <w:spacing w:after="0" w:line="228" w:lineRule="auto"/>
+              <w:jc w:val="center"/>
+            </w:pPr>
+            <w:r>
+              <w:rPr>
+                <w:sz w:val="17"/>
+                <w:szCs w:val="17"/>
+              </w:rPr>
+              <w:t xml:space="preserve">+0.033 (0.024)</w:t>
+            </w:r>
+          </w:p>
+        </w:tc>
+        <w:tc>
+          <w:tcPr>
+            <w:tcW w:w="826" w:type="dxa"/>
+            <w:tcBorders>
+              <w:top w:val="single" w:sz="6" w:space="0" w:color="000000"/>
+              <w:bottom w:val="single" w:sz="6" w:space="0" w:color="000000"/>
+            </w:tcBorders>
+            <w:vAlign w:val="center"/>
+          </w:tcPr>
+          <w:p>
+            <w:pPr>
+              <w:spacing w:after="0" w:line="228" w:lineRule="auto"/>
+              <w:jc w:val="center"/>
+            </w:pPr>
+            <w:r>
+              <w:rPr>
+                <w:sz w:val="17"/>
+                <w:szCs w:val="17"/>
+              </w:rPr>
+              <w:t xml:space="preserve">VI-C</w:t>
+            </w:r>
+          </w:p>
+        </w:tc>
+      </w:tr>
+      <w:tr>
+        <w:trPr>
+          <w:cantSplit/>
+          <w:jc w:val="center"/>
+        </w:trPr>
+        <w:tc>
+          <w:tcPr>
+            <w:tcW w:w="4300" w:type="dxa"/>
+            <w:tcBorders>
+              <w:top w:val="single" w:sz="6" w:space="0" w:color="000000"/>
+              <w:bottom w:val="single" w:sz="6" w:space="0" w:color="000000"/>
+            </w:tcBorders>
+            <w:vAlign w:val="center"/>
+          </w:tcPr>
+          <w:p>
+            <w:pPr>
+              <w:spacing w:after="0" w:line="228" w:lineRule="auto"/>
+            </w:pPr>
             <w:r>
               <w:rPr>
                 <w:sz w:val="17"/>
@@ -28069,7 +30697,7 @@
         <w:jc w:val="both"/>
       </w:pPr>
       <w:r>
-        <w:t xml:space="preserve">The answer to the question in the title depends on what cross-context agreement is compared with. Against models trained on random halves of one context, VPN and Non-VPN rankings disagree more, in every repeat, and the permutation null shows that neither the half-split procedure nor the class-mix difference produces such a gap. When the training halves are built from whole clusters of related flows, the feature-level Spearman excess shrinks substantially. The number of released capture files suggests that the relevant granularity is about 35 flows per cluster without a VPN and 140 or more with one; at those settings the mean gap is close to zero, but the half-models are weak and the gap varies widely between repeats, so this is weak evidence that no context effect remains. At intermediate grouping the Random Forest gap is still positive in every repeat, the top-weighted RBO gaps shrink less than the Spearman gaps, and the XGBoost family-level gap survives fine grouping. Because the clusters are only a proxy for capture sessions and the outer 80/20 split stays random, these experiments establish that the cross-context gap is sensitive to grouping, not the size of a true between-session effect. Without session identifiers or an independent second capture, the benchmark cannot show whether the VPN itself changes model reliance, and the differences cannot be attributed to tunnelling. A random within-context split, which is the usual way such references are built, would have suggested otherwise.</w:t>
+        <w:t xml:space="preserve">The answer to the question in the title depends on what cross-context agreement is compared with. Against models trained on random halves of one context, VPN and Non-VPN rankings disagree more, in every repeat, and the permutation null shows that neither the half-split procedure nor the class-mix difference produces such a gap. Keeping related flows together shrinks the gap, but by how much depends on the proxy for related flows. Feature clusters remove most of it; at the settings that the capture counts point to the mean gap is close to zero, but the half-models are weak and the gap varies widely, and clusters also separate regions of feature space that a capture split would not. Blocks of consecutive rows in the original files do not use the features and leave the half-models accurate. At the capture-calibrated setting they reduce the gap to 0.07 for XGBoost and 0.15 for Random Forest, and even the first-versus-second-half split leaves 0.03 and 0.09, at or above zero in every repeat. The two proxies disagree, and neither is a capture split: clusters may overcorrect and blocks may undercorrect. Together they indicate that part of the random-split gap reflects variation between groups of related flows, from about 20% to nearly all of it depending on the proxy and model, and that some excess probably remains. Without capture identifiers or an independent second capture, the size of that excess cannot be pinned down, and because the contexts are different sets of captures it cannot be attributed to tunnelling. A random within-context split, which is the usual way such references are built, would have overstated it.</w:t>
       </w:r>
     </w:p>
     <w:p>
@@ -28177,7 +30805,7 @@
         <w:t xml:space="preserve">Session dependence and the missing group split.</w:t>
       </w:r>
       <w:r>
-        <w:t xml:space="preserve"> This is the most serious limitation, and it decides the main conclusion. The processed files carry no session or capture identifiers, so no reference in this paper is a true group split. Cluster-grouped halves are a proxy: fine clusters may still let related flows cross the split, and coarse clusters also separate regions of feature space that a session split would not. The calibration from capture counts is rough, and at the settings it points to the half-models are weak. Only the division of training data into halves is grouped; the outer 80/20 split is random. The cross-context gap shrinks steadily as grouping becomes stricter, so its size depends on an unknown session structure. Regenerating flows from the raw captures and splitting by capture file, or using a second independent capture of both contexts, would settle this.</w:t>
+        <w:t xml:space="preserve"> This is the most serious limitation, and it decides the main conclusion. The processed files carry no session or capture identifiers, so no reference in this paper is a true group split. Both groupings are proxies. Fine clusters may still let related flows cross the split, and coarse clusters also separate regions of feature space that a session split would not; at the settings the capture counts point to, the cluster half-models are weak. Blocks of consecutive rows rest on our inference, from the similarity of neighbouring rows, that the original files keep flows of one capture together; equal-sized blocks do not follow capture boundaries, and the first-versus-second-half split may also separate applications within a class. The two proxies give different answers (a gap near zero against a positive gap in every repeat), and the calibration from capture counts is rough. Only the division of training data into halves is grouped; the outer 80/20 split is random. The size of the cross-context excess therefore depends on an unknown session structure. Regenerating flows from the raw captures and splitting by capture file, or using a second independent capture of both contexts, would settle this.</w:t>
       </w:r>
     </w:p>
     <w:p>
@@ -28348,7 +30976,7 @@
         <w:jc w:val="both"/>
       </w:pPr>
       <w:r>
-        <w:t xml:space="preserve">Whether this disagreement reflects the context depends on the reference. Against random halves of one context the feature-level gap is 0.13 for XGBoost and 0.19 for Random Forest over 11 repeats with redrawn partitions, and a permutation null that keeps the class mixes gives little or none. When the training halves keep clusters of similar flows together, the gap shrinks to 0.08–0.10 with clusters of about ten flows and 0.01–0.04 with about 35, and at the granularity suggested by the capture counts its mean is close to zero, although the evidence there is weak. Top-weighted RBO gaps and the XGBoost family-level gap shrink less. Class mix explains little. The most visible shift, the rise of the minimum IATs, is largely a redistribution of Shapley credit for XGBoost, whereas for Random Forest the block of minimum IATs also gains importance. A SHAP-selected feature list transfers between contexts at a cost of at most about 0.013 macro F1 on average across selection seeds for lists of ten or more features, and the effect of matching a list to its context is small.</w:t>
+        <w:t xml:space="preserve">Whether this disagreement reflects the context depends on the reference. Against random halves of one context the feature-level gap is 0.13 for XGBoost and 0.19 for Random Forest over 11 repeats with redrawn partitions, and a permutation null that keeps the class mixes gives little or none. Keeping related flows together shrinks the gap. With clusters of similar flows it falls to 0.08–0.10 with about ten flows per cluster and 0.01–0.04 with about 35, and its mean is close to zero at the granularity suggested by the capture counts, where the half-models are weak. With blocks of consecutive flows in the original files, which do not use the features, it is 0.07 and 0.15 at that granularity and 0.03 and 0.09 when each class is split into its first and second half, at or above zero in every repeat. Top-weighted RBO gaps and the XGBoost family-level gap shrink less than the Spearman gap under clusters. Class mix explains little. The most visible shift, the rise of the minimum IATs, is largely a redistribution of Shapley credit for XGBoost, whereas for Random Forest the block of minimum IATs also gains importance. A SHAP-selected feature list transfers between contexts at a cost of at most about 0.013 macro F1 on average across selection seeds for lists of ten or more features, and the effect of matching a list to its context is small.</w:t>
       </w:r>
     </w:p>
     <w:p>
@@ -28358,7 +30986,7 @@
         <w:jc w:val="both"/>
       </w:pPr>
       <w:r>
-        <w:t xml:space="preserve">On this benchmark, then, the cross-context differences in SHAP rankings are sensitive to how related flows are grouped, and much of the random-split gap is of the same order as the differences between groups of related flows within a context. None of the differences can be attributed to tunnelling, and the proxy experiments here cannot settle how large a true between-session effect is. Settling the question requires captures that keep session identifiers or a second independent capture of both contexts, more recent traffic, and class-specific explanations.</w:t>
+        <w:t xml:space="preserve">On this benchmark, then, part of the random-split gap between SHAP rankings reflects variation between groups of related flows within a context, and how much remains depends on how related flows are grouped: about none under coarse feature clusters, and a positive excess under grouping by position in the original files. None of the differences can be attributed to tunnelling, and the proxy experiments here cannot settle how large a true between-session effect is. Settling the question requires captures that keep session identifiers or a second independent capture of both contexts, more recent traffic, and class-specific explanations.</w:t>
       </w:r>
     </w:p>
     <w:p>

--- a/paper/SHAP_VPN_revised_v8.docx
+++ b/paper/SHAP_VPN_revised_v8.docx
@@ -304,7 +304,7 @@
         <w:jc w:val="both"/>
       </w:pPr>
       <w:r>
-        <w:t xml:space="preserve">The work makes four contributions. First, it compares separately trained classifiers against three within-context references: flow-level random half-splits, half-splits that keep whole clusters of similar flows together as a proxy for capture sessions, and a permutation null in which flows are reassigned at random between two pseudo-contexts. Second, it tests the class-mix explanation directly by resampling each context to the other's class mix. Third, it measures two practical consequences: the cost of applying a trained model to the other context, and the cost of reusing the other context's SHAP-selected feature list. Fourth, it aggregates importance into semantic feature families and reports a set of sensitivity checks. No new classifier, attribution method or dataset is proposed. Section II reviews related work and Section III describes the data and its audit. Section IV gives the methodology and Sections V to IX the results. Section X summarises and discusses them, Section XI sets out threats to validity, and Section XII concludes.</w:t>
+        <w:t xml:space="preserve">The work makes four contributions. First, it compares separately trained classifiers against three within-context references: flow-level random half-splits, half-splits that keep related flows together as a proxy for capture sessions, using either clusters of similar flows or blocks of consecutive flows in the original files, and a permutation null in which flows are reassigned at random between two pseudo-contexts. Second, it tests the class-mix explanation directly by resampling each context to the other's class mix. Third, it measures two practical consequences: the cost of applying a trained model to the other context, and the cost of reusing the other context's SHAP-selected feature list. Fourth, it aggregates importance into semantic feature families and reports a set of sensitivity checks. No new classifier, attribution method or dataset is proposed. Section II reviews related work and Section III describes the data and its audit. Section IV gives the methodology and Sections V to IX the results. Section X summarises and discusses them, Section XI sets out threats to validity, and Section XII concludes.</w:t>
       </w:r>
     </w:p>
     <w:p>
@@ -7236,7 +7236,7 @@
         <w:t xml:space="preserve">Row-order blocks.</w:t>
       </w:r>
       <w:r>
-        <w:t xml:space="preserve"> The clusters are built from the same features that the models use, so at coarse settings they may separate the halves by region of feature space rather than by capture. A second proxy does not use the features. In the released Scenario A2 ARFF files, flows are sorted by class and, within a class, appear in the order in which the flow meter wrote them. Every deduplicated flow matches exactly one ARFF row, so its position in the file is known. Neighbouring rows are much more alike than random rows of the same class: in every class and context, the nearest of the 40 rows within 20 positions lies at 0.30–0.65 times the distance of the nearest of 40 random rows, and the similarity fades over about 50–200 rows. This suggests that the files keep flows from the same capture close together, although their documentation does not say so. We form halves from contiguous blocks of rows within each class: blocks of about 10, 35 or 140 training flows, as many blocks as the class has capture files (calibrated, as above), and, as the strictest setting, the first versus the second half of each class. Blocks are assigned to halves in the same way as clusters. This grouping has its own weaknesses. Equal-sized blocks do not follow capture boundaries, so a capture can straddle two blocks and reach both halves, and the first-versus-second-half split may also separate different applications within a class.</w:t>
+        <w:t xml:space="preserve"> The clusters are built from the same features that the models use, so at coarse settings they may separate the halves by region of feature space rather than by capture. A second proxy does not use the features. In the released Scenario A2 ARFF files, flows are sorted by class and, within a class, appear in the order in which the flow meter wrote them. Every deduplicated flow matches exactly one ARFF row, so its position in the file is known. Neighbouring rows are much more alike than random rows of the same class: in every class and context, the nearest of the 40 rows within 20 positions lies at 0.30–0.65 times the distance of the nearest of 40 random rows, and the similarity fades over tens to a few hundred rows. This suggests that the files keep flows from the same capture close together, although their documentation does not say so. We form halves from contiguous blocks of rows within each class: blocks of about 10, 35 or 140 training flows, as many blocks as the class has capture files (calibrated, as above), and, as the strictest setting, the first versus the second half of each class. Blocks are assigned to halves in the same way as clusters. This grouping has its own weaknesses. Equal-sized blocks do not follow capture boundaries, so a capture can straddle two blocks and reach both halves, and the first-versus-second-half split may also separate different applications within a class.</w:t>
       </w:r>
     </w:p>
     <w:p>
@@ -21090,7 +21090,7 @@
         <w:jc w:val="both"/>
       </w:pPr>
       <w:r>
-        <w:t xml:space="preserve">Under flow-level random halves, VPN rankings agree more with each other than Non-VPN rankings do (XGBoost 0.964 against 0.943; Random Forest 0.976 against 0.928), although VPN accuracy is lower. The pattern does not hold under grouping. With clusters of about 140 flows, within-VPN agreement falls below within-Non-VPN agreement for both models (0.740 against 0.804, and 0.431 against 0.612), and Random Forest already shows the reversal at about ten flows per cluster. With blocks of consecutive rows, however, VPN rankings remain the steadier ones (calibrated blocks: 0.942 against 0.919 for XGBoost, 0.906 against 0.884 for Random Forest), so the reversal depends on the kind of grouping. The capture counts of Section IV-D point the same way: a VPN capture contributes several times more flows than a Non-VPN capture, so random halves of VPN data share more related flows. Part of the apparent steadiness of VPN explanations may therefore come from redundancy among related VPN flows rather than from any stability of the VPN explanation itself. Class balance may also contribute, since the rarest VPN class holds 4.6% of training flows against 2.7% for Non-VPN MAIL, and rare classes produce noisier attributions.</w:t>
+        <w:t xml:space="preserve">Under flow-level random halves, VPN rankings agree more with each other than Non-VPN rankings do (XGBoost 0.964 against 0.943; Random Forest 0.976 against 0.928), although VPN accuracy is lower. The pattern does not hold under cluster grouping. With clusters of about 140 flows, within-VPN agreement falls below within-Non-VPN agreement for both models (0.740 against 0.804, and 0.431 against 0.612), and Random Forest already shows the reversal at about ten flows per cluster. With blocks of consecutive rows, however, VPN rankings remain the steadier ones (calibrated blocks: 0.942 against 0.919 for XGBoost, 0.906 against 0.884 for Random Forest), so the reversal depends on the kind of grouping. The capture counts of Section IV-D point the same way: a VPN capture contributes several times more flows than a Non-VPN capture, so random halves of VPN data share more related flows. Part of the apparent steadiness of VPN explanations may therefore come from redundancy among related VPN flows rather than from any stability of the VPN explanation itself. Class balance may also contribute, since the rarest VPN class holds 4.6% of training flows against 2.7% for Non-VPN MAIL, and rare classes produce noisier attributions.</w:t>
       </w:r>
     </w:p>
     <w:p>
